--- a/courts/third-circuit/new-jersey/state/supreme-court/answering-brief/usage/OUTPUT-answering-brief.docx
+++ b/courts/third-circuit/new-jersey/state/supreme-court/answering-brief/usage/OUTPUT-answering-brief.docx
@@ -14049,7 +14049,7 @@
         <w:t xml:space="preserve">, 543 U.S. 551, life without parole (“LWOP”) for nonhomicide offenders, Graham</w:t>
       </w:r>
       <w:r>
-        <w:t xml:space="preserve">, 560 U.S. 48, and LWOP for homicide offenders “whose crimes reflect transient immaturity [and not] . . . irreparable corruption.” Montgomery</w:t>
+        <w:t xml:space="preserve">, 560 U.S. 48, and LWOP for homicide offenders “whose crimes reflect transient immaturity [and not] ⁠. ⁠. ⁠. irreparable corruption.” Montgomery</w:t>
       </w:r>
       <w:r>
         <w:t xml:space="preserve">, 136 S.Ct. at 734 (discussing Miller</w:t>
@@ -14940,13 +14940,13 @@
         <w:noBreakHyphen/>
       </w:r>
       <w:r>
-        <w:t xml:space="preserve">42 (Wyo. 2014) (“The juvenile who will likely die in prison is entitled to the Eighth Amendment’s presumption ‘that children . . . have diminished culpability and greater prospects for reform.’”); People v. Rainer</w:t>
+        <w:t xml:space="preserve">42 (Wyo. 2014) (“The juvenile who will likely die in prison is entitled to the Eighth Amendment’s presumption ‘that children ⁠. ⁠. ⁠. have diminished culpability and greater prospects for reform.’”); People v. Rainer</w:t>
       </w:r>
       <w:r>
         <w:t xml:space="preserve">, __P.3d__, 2013 WL 1490107, at *14 (Col. Ct. App. April 11, 2013) (“[Graham</w:t>
       </w:r>
       <w:r>
-        <w:t xml:space="preserve">’s] holding and reasoning should apply to [any] sentence that . . . fails to recognize that ‘[j]uveniles are more capable of change than are adults, and their actions are less likely to be evidence of ‘irretrievably depraved character’ than are the actions of adults.’”).</w:t>
+        <w:t xml:space="preserve">’s] holding and reasoning should apply to [any] sentence that ⁠. ⁠. ⁠. fails to recognize that ‘[j]uveniles are more capable of change than are adults, and their actions are less likely to be evidence of ‘irretrievably depraved character’ than are the actions of adults.’”).</w:t>
       </w:r>
     </w:p>
     <w:p>
@@ -14969,7 +14969,7 @@
         <w:t xml:space="preserve">also focus upon the harshness of the juvenile sentence, see, e.g., Graham</w:t>
       </w:r>
       <w:r>
-        <w:t xml:space="preserve">, 560 U.S. at 70. But whether a defendant is sentenced to formal or de facto LWOP, the harshness of the sentence is the same: either sentence “means denial of hope; . . . that good behavior and character improvement are immaterial,” Graham</w:t>
+        <w:t xml:space="preserve">, 560 U.S. at 70. But whether a defendant is sentenced to formal or de facto LWOP, the harshness of the sentence is the same: either sentence “means denial of hope; ⁠. ⁠. ⁠. that good behavior and character improvement are immaterial,” Graham</w:t>
       </w:r>
       <w:r>
         <w:t xml:space="preserve">, 560 U.S. at 70, and “gives no chance for fulfillment outside prison walls, no chance for reconciliation with society,” id. at 79. See Hayden</w:t>
@@ -15039,7 +15039,7 @@
         <w:t xml:space="preserve">Indeed, to interpret the Supreme Court’s holdings as applicable only to sentences formally designated “life without parole,” would elevate form over substance in a way that both the United States Supreme Court and this Court have always rejected. See, e.g., Bd. of Cty. Comm’rs v. Umbehr</w:t>
       </w:r>
       <w:r>
-        <w:t xml:space="preserve">, 518 U.S. 668, 679 (1996) (“Determining constitutional claims on the basis of [] formal distinctions, which can be manipulated largely at the will of the government . . . , is an enterprise that we have consistently eschewed.”) (citing, e.g., Colorado</w:t>
+        <w:t xml:space="preserve">, 518 U.S. 668, 679 (1996) (“Determining constitutional claims on the basis of [] formal distinctions, which can be manipulated largely at the will of the government ⁠. ⁠. ⁠. ⁠, is an enterprise that we have consistently eschewed.”) (citing, e.g., Colorado</w:t>
       </w:r>
       <w:r>
         <w:t xml:space="preserve"> </w:t>
@@ -15057,7 +15057,7 @@
         <w:t xml:space="preserve"> </w:t>
       </w:r>
       <w:r>
-        <w:t xml:space="preserve">v. Benson, 285 U.S. 22, 53 (1932) (“Regard must be had . . . in . . . cases where constitutional limits are invoked, not to mere matters of form but to the substance of what is required”); Chicago</w:t>
+        <w:t xml:space="preserve">v. Benson, 285 U.S. 22, 53 (1932) (“Regard must be had ⁠. ⁠. ⁠. in ⁠. ⁠. ⁠. cases where constitutional limits are invoked, not to mere matters of form but to the substance of what is required”); Chicago</w:t>
       </w:r>
       <w:r>
         <w:t xml:space="preserve">, B. &amp; Q.R. Co. v. Chicago</w:t>
@@ -15125,10 +15125,10 @@
         <w:t xml:space="preserve"> </w:t>
       </w:r>
       <w:r>
-        <w:t xml:space="preserve">applicable to de facto LWOP because “[t]he United States Supreme Court’s case law . . . focuses upon whether a juvenile offender will have a ‘meaningful’ opportunity for a future life outside of prison walls.”). Indeed, the majority of state and federal courts to have reached the issue are in agreement that, “Graham</w:t>
-      </w:r>
-      <w:r>
-        <w:t xml:space="preserve">’s analysis does not focus on the precise sentence meted out. Instead . . . it holds that a state must provide a juvenile offender ‘with some realistic opportunity to obtain release’ from prison during his or her expected lifetime.’” People v. Caballero</w:t>
+        <w:t xml:space="preserve">applicable to de facto LWOP because “[t]he United States Supreme Court’s case law ⁠. ⁠. ⁠. focuses upon whether a juvenile offender will have a ‘meaningful’ opportunity for a future life outside of prison walls.”). Indeed, the majority of state and federal courts to have reached the issue are in agreement that, “Graham</w:t>
+      </w:r>
+      <w:r>
+        <w:t xml:space="preserve">’s analysis does not focus on the precise sentence meted out. Instead ⁠. ⁠. ⁠. it holds that a state must provide a juvenile offender ‘with some realistic opportunity to obtain release’ from prison during his or her expected lifetime.’” People v. Caballero</w:t>
       </w:r>
       <w:r>
         <w:t xml:space="preserve">, 282 P.3d 291, 298 (Cal. 2012); accord Moore</w:t>
@@ -15517,7 +15517,7 @@
         <w:t xml:space="preserve"> </w:t>
       </w:r>
       <w:r>
-        <w:t xml:space="preserve">but this Court should conduct a distinct State proportionality analysis, id. at 169 (“[T]his Court recognizes its freedom — indeed its duty — to undertake a separate analysis under the cruel and unusual punishment clause of the New Jersey Constitution.”). This is especially so because Article I, paragraph 12 of the State Constitution “affords greater protections . . . than does the [E]ighth [A]mendment of the federal constitution.” State v. Gerald</w:t>
+        <w:t xml:space="preserve">but this Court should conduct a distinct State proportionality analysis, id. at 169 (“[T]his Court recognizes its freedom — indeed its duty — to undertake a separate analysis under the cruel and unusual punishment clause of the New Jersey Constitution.”). This is especially so because Article I, paragraph 12 of the State Constitution “affords greater protections ⁠. ⁠. ⁠. than does the [E]ighth [A]mendment of the federal constitution.” State v. Gerald</w:t>
       </w:r>
       <w:r>
         <w:t xml:space="preserve">, 113 N.J. 40, 76 (1988).</w:t>
@@ -16319,7 +16319,7 @@
         <w:t xml:space="preserve">and Miller</w:t>
       </w:r>
       <w:r>
-        <w:t xml:space="preserve">, which make clear that juvenile LWOP is “akin to the death penalty” and must be “treated . . . similarly.” Miller</w:t>
+        <w:t xml:space="preserve">, which make clear that juvenile LWOP is “akin to the death penalty” and must be “treated ⁠. ⁠. ⁠. similarly.” Miller</w:t>
       </w:r>
       <w:r>
         <w:t xml:space="preserve">, 132 S. Ct. at 2466; accord Graham</w:t>
@@ -17139,7 +17139,7 @@
         <w:pStyle w:val="BodyTextNote"/>
       </w:pPr>
       <w:r>
-        <w:t xml:space="preserve">In New Jersey, the evidence is even stronger. As noted by the trial court below, the number of individuals expressly sentenced to LWOP for offenses committed as juveniles in New Jersey is zero. This is powerful proof that New Jersey does not believe in imposing LWOP sentences on juveniles and thus has a “significantly different attitude . . . from that prevailing nationwide.” Ramseur</w:t>
+        <w:t xml:space="preserve">In New Jersey, the evidence is even stronger. As noted by the trial court below, the number of individuals expressly sentenced to LWOP for offenses committed as juveniles in New Jersey is zero. This is powerful proof that New Jersey does not believe in imposing LWOP sentences on juveniles and thus has a “significantly different attitude ⁠. ⁠. ⁠. from that prevailing nationwide.” Ramseur</w:t>
       </w:r>
       <w:r>
         <w:t xml:space="preserve">, 106 N.J. at 169. Furthermore, de facto LWOP is also rarely imposed on New Jersey’s youth. Because New Jersey tabulates neither the number of juvenile de facto LWOP sentences nor the cases in which such a sentence might have been imposed, this calculation is necessarily inexact, but available data nevertheless shows that they are a statistical rarity. Specifically, there are 17 individuals in New Jersey sentenced to 45 years or more who were 19 or younger at sentencing; this permits of at least an inference that, as an upper limit, there are 17 individuals in the State who might have received sentences of juvenile LWOP.</w:t>
@@ -17691,7 +17691,7 @@
         <w:t xml:space="preserve">70. Adolescence is a time of great insecurity, in which juveniles seek conformity to avoid ostracism and maintain esteem relative to their peers. Steinberg</w:t>
       </w:r>
       <w:r>
-        <w:t xml:space="preserve">, Social Neuroscience, 28 DEV. REV. at 92. This is problematic because, within the context of adolescent peer groups, “risky experimentation is part of identity formation for many teens” such that “much adolescent criminality is . . . not indicative of bad character or criminal predisposition.” Elizabeth</w:t>
+        <w:t xml:space="preserve">, Social Neuroscience, 28 DEV. REV. at 92. This is problematic because, within the context of adolescent peer groups, “risky experimentation is part of identity formation for many teens” such that “much adolescent criminality is ⁠. ⁠. ⁠. not indicative of bad character or criminal predisposition.” Elizabeth</w:t>
       </w:r>
       <w:r>
         <w:t xml:space="preserve"> </w:t>
@@ -17813,7 +17813,7 @@
         <w:t xml:space="preserve"> </w:t>
       </w:r>
       <w:r>
-        <w:t xml:space="preserve">expressly noted that “[t]hose features [which make juveniles different from adults] are evident in the same way, and to the same degree, when . . . a botched robbery turns into a killing,” 132 S.Ct. at 2465 — precisely what happened here. Culpability is thus, as a matter of constitutional law, diminished in Comer’s case, as it is for all juvenile offenses. Miller</w:t>
+        <w:t xml:space="preserve">expressly noted that “[t]hose features [which make juveniles different from adults] are evident in the same way, and to the same degree, when ⁠. ⁠. ⁠. a botched robbery turns into a killing,” 132 S.Ct. at 2465 — precisely what happened here. Culpability is thus, as a matter of constitutional law, diminished in Comer’s case, as it is for all juvenile offenses. Miller</w:t>
       </w:r>
       <w:r>
         <w:t xml:space="preserve">, 132 S.Ct. at 2465.</w:t>
@@ -18286,7 +18286,7 @@
         <w:pStyle w:val="XdQuoteFirst"/>
       </w:pPr>
       <w:r>
-        <w:t xml:space="preserve">“[T]he same characteristics that render juveniles less culpable than adults suggest . . . that juveniles will be less susceptible to deterrence.” Because juveniles’ “lack of maturity and underdeveloped sense of responsibility … often result in impetuous and ill-considered actions and decisions,” they are less likely to take a possible punishment into consideration when making decisions.</w:t>
+        <w:t xml:space="preserve">“[T]he same characteristics that render juveniles less culpable than adults suggest ⁠. ⁠. ⁠. that juveniles will be less susceptible to deterrence.” Because juveniles’ “lack of maturity and underdeveloped sense of responsibility … often result in impetuous and ill-considered actions and decisions,” they are less likely to take a possible punishment into consideration when making decisions.</w:t>
       </w:r>
     </w:p>
     <w:p>
@@ -18373,7 +18373,7 @@
         <w:t xml:space="preserve">emphasizes that a life without parole sentence is permitted only in ‘exceptional circumstances,’ for ‘the rare juvenile offender who exhibits such irretrievable depravity that rehabilitation is impossible’”) (emphasis in original). That is to say, juvenile offenders should not, unless they are demonstrably incorrigible, be sentenced to life without the possibility of release. State v. Lyle</w:t>
       </w:r>
       <w:r>
-        <w:t xml:space="preserve">, 854 N.W.2d 378, 400 (Iowa 2014) (holding that, where incorrigibility cannot be demonstrated, and the juvenile offender is therefore capable of reform, “the incapacitation objective can no longer seriously be served, and . . . [juvenile LWOP] becomes ‘nothing more than the purposeless and needless imposition of pain and suffering.’”).</w:t>
+        <w:t xml:space="preserve">, 854 N.W.2d 378, 400 (Iowa 2014) (holding that, where incorrigibility cannot be demonstrated, and the juvenile offender is therefore capable of reform, “the incapacitation objective can no longer seriously be served, and ⁠. ⁠. ⁠. [juvenile LWOP] becomes ‘nothing more than the purposeless and needless imposition of pain and suffering.’”).</w:t>
       </w:r>
     </w:p>
     <w:p>
@@ -18947,7 +18947,7 @@
         <w:pStyle w:val="BodyText"/>
       </w:pPr>
       <w:r>
-        <w:t xml:space="preserve">Proportionality analysis, finally, entails consideration of global practices because “[t]he opinion of the world community . . . does provide respected and significant confirmation for our own conclusions.” Roper</w:t>
+        <w:t xml:space="preserve">Proportionality analysis, finally, entails consideration of global practices because “[t]he opinion of the world community ⁠. ⁠. ⁠. does provide respected and significant confirmation for our own conclusions.” Roper</w:t>
       </w:r>
       <w:r>
         <w:t xml:space="preserve">, 543 U.S. at 578. In this case, the international law evidence could not be plainer: no other country in the world imposes LWOP on juvenile offenders. See Connie</w:t>
@@ -19471,7 +19471,7 @@
         <w:pStyle w:val="XdQuoteFirst"/>
       </w:pPr>
       <w:r>
-        <w:t xml:space="preserve">The failure to distinguish, for purpose of punishment, those who intend the death of their victim from those who do not does violence to the basic principle . . . that “the more purposeful the conduct, the more serious is the offense, and, therefore, the more severely it ought to be punished.”</w:t>
+        <w:t xml:space="preserve">The failure to distinguish, for purpose of punishment, those who intend the death of their victim from those who do not does violence to the basic principle ⁠. ⁠. ⁠. that “the more purposeful the conduct, the more serious is the offense, and, therefore, the more severely it ought to be punished.”</w:t>
       </w:r>
     </w:p>
     <w:p>
@@ -19895,7 +19895,7 @@
         <w:noBreakHyphen/>
       </w:r>
       <w:r>
-        <w:t xml:space="preserve">24 (“certainly we can glean from his presentence report he . . . was a juvenile at the time of his arrest[;]” “I’m going to ask the Court to consider the years - how old he was at the time of the offense, that being seventeen years old and a juvenile[;]”). Instead, counsel focused primarily on whether concurrent sentencing was necessary to avoid unfair sentencing disparity relative to co-defendant Harrison. Da20 (“[W]hen I consider the amount of time that Mr. Comer is going to receive . . ., I try to think about the disparity of the acts between Dexter Harrison and James Comer.”). And, while counsel also argued under statutory mitigating factor 13, N.J.S.A.</w:t>
+        <w:t xml:space="preserve">24 (“certainly we can glean from his presentence report he ⁠. ⁠. ⁠. was a juvenile at the time of his arrest[;]” “I’m going to ask the Court to consider the years - how old he was at the time of the offense, that being seventeen years old and a juvenile[;]”). Instead, counsel focused primarily on whether concurrent sentencing was necessary to avoid unfair sentencing disparity relative to co-defendant Harrison. Da20 (“[W]hen I consider the amount of time that Mr. Comer is going to receive ⁠. ⁠. ⁠., I try to think about the disparity of the acts between Dexter Harrison and James Comer.”). And, while counsel also argued under statutory mitigating factor 13, N.J.S.A.</w:t>
       </w:r>
       <w:r>
         <w:t xml:space="preserve"> </w:t>
@@ -19907,7 +19907,7 @@
         <w:noBreakHyphen/>
       </w:r>
       <w:r>
-        <w:t xml:space="preserve">1b(13) that “the conduct of a youthful defendant was substantially influenced by another person more mature than the defendant and the way that familial and peer pressures may have affected him . . . . [a]nd . . . the possibility of rehabilitation,” this concerns a very narrow issue associated with youth: the potential influence of older accomplices, and falls markedly short of the depth and breadth of factors required under Miller</w:t>
+        <w:t xml:space="preserve">1b(13) that “the conduct of a youthful defendant was substantially influenced by another person more mature than the defendant and the way that familial and peer pressures may have affected him ⁠. ⁠. ⁠. ⁠. [a]nd ⁠. ⁠. ⁠. the possibility of rehabilitation,” this concerns a very narrow issue associated with youth: the potential influence of older accomplices, and falls markedly short of the depth and breadth of factors required under Miller</w:t>
       </w:r>
       <w:r>
         <w:t xml:space="preserve">.</w:t>
@@ -19930,7 +19930,7 @@
         <w:t xml:space="preserve"> </w:t>
       </w:r>
       <w:r>
-        <w:t xml:space="preserve">requires, id. at 2467, and only conclusory statements regarding peer pressure, Da22 (“Certainly we have the testimony that Mr. Harrison was barking out orders to the two juvenile defendants[,] . . . that Mr. Harrison was the person who, in fact, concocted this scheme and had these two minions working for him.”), including nothing about the nature of the relationships between Comer and his co-defendants, about why Comer participated in the offense, or about the extent to which the limitations of youth made Comer susceptible to pressure from his peers. Nor did the sentencing court ever hear whether Comer was capable of assisting his counsel and making mature decisions in his defense. In sum, there was no Miller</w:t>
+        <w:t xml:space="preserve">requires, id. at 2467, and only conclusory statements regarding peer pressure, Da22 (“Certainly we have the testimony that Mr. Harrison was barking out orders to the two juvenile defendants[,] ⁠. ⁠. ⁠. that Mr. Harrison was the person who, in fact, concocted this scheme and had these two minions working for him.”), including nothing about the nature of the relationships between Comer and his co-defendants, about why Comer participated in the offense, or about the extent to which the limitations of youth made Comer susceptible to pressure from his peers. Nor did the sentencing court ever hear whether Comer was capable of assisting his counsel and making mature decisions in his defense. In sum, there was no Miller</w:t>
       </w:r>
       <w:r>
         <w:t xml:space="preserve"> </w:t>
@@ -20990,13 +20990,7 @@
         <w:t xml:space="preserve"> </w:t>
       </w:r>
       <w:r>
-        <w:t xml:space="preserve">Available at http://​www.​nj.​gov/​oag/​jjc/​pdf/​JDAI</w:t>
-      </w:r>
-      <w:r>
-        <w:noBreakHyphen/>
-      </w:r>
-      <w:r>
-        <w:t xml:space="preserve">2011-​Report-​Annual.​pdf.</w:t>
+        <w:t xml:space="preserve">Available at http://​www.​nj.​gov/​oag/​jjc/​pdf/​JDAI-⁠2011-​Report-​Annual.​pdf.</w:t>
       </w:r>
     </w:p>
   </w:footnote>
@@ -21034,13 +21028,7 @@
         <w:t xml:space="preserve"> </w:t>
       </w:r>
       <w:r>
-        <w:t xml:space="preserve">Available at https://​www.​themarshallproject.​org/​2015/​06/​25/​new-​jersey-​moves-​to-​keep-​kids-​under</w:t>
-      </w:r>
-      <w:r>
-        <w:noBreakHyphen/>
-      </w:r>
-      <w:r>
-        <w:t xml:space="preserve">15-​from-​adult-​court#.​V4IkkfSnb.</w:t>
+        <w:t xml:space="preserve">Available at https://​www.​themarshallproject.​org/​2015/​06/​25/​new-​jersey-​moves-​to-​keep-​kids-​under-⁠15-​from-​adult-​court#.​V4IkkfSnb.</w:t>
       </w:r>
     </w:p>
   </w:footnote>
@@ -21262,7 +21250,7 @@
         <w:t xml:space="preserve">The Court has noted that the relevant science and social science are still developing, providing new and increasing support for the diminished culpability of juveniles. See Miller</w:t>
       </w:r>
       <w:r>
-        <w:t xml:space="preserve">, 132 S.Ct. at 2465 n.5 (“science and social science . . . have become even stronger”); Graham</w:t>
+        <w:t xml:space="preserve">, 132 S.Ct. at 2465 n.5 (“science and social science ⁠. ⁠. ⁠. have become even stronger”); Graham</w:t>
       </w:r>
       <w:r>
         <w:t xml:space="preserve">; 560 U.S. at 68 (“[D]evelopments in psychology and brain science continue to show fundamental differences between juvenile and adult minds.”).</w:t>

--- a/courts/third-circuit/new-jersey/state/supreme-court/answering-brief/usage/OUTPUT-answering-brief.docx
+++ b/courts/third-circuit/new-jersey/state/supreme-court/answering-brief/usage/OUTPUT-answering-brief.docx
@@ -397,11 +397,7 @@
               <w:t xml:space="preserve"> </w:t>
             </w:r>
             <w:r>
-              <w:t xml:space="preserve">A</w:t>
-              <w:noBreakHyphen/>
-              <w:t xml:space="preserve">4854</w:t>
-              <w:noBreakHyphen/>
-              <w:t xml:space="preserve">14</w:t>
+              <w:t xml:space="preserve">A-⁠4854-⁠14</w:t>
             </w:r>
           </w:p>
         </w:tc>
@@ -637,9 +633,7 @@
               <w:t xml:space="preserve"> </w:t>
             </w:r>
             <w:r>
-              <w:t xml:space="preserve">596</w:t>
-              <w:noBreakHyphen/>
-              <w:t xml:space="preserve">4500</w:t>
+              <w:t xml:space="preserve">596-⁠4500</w:t>
             </w:r>
           </w:p>
         </w:tc>
@@ -850,9 +844,7 @@
               <w:t xml:space="preserve"> </w:t>
             </w:r>
             <w:r>
-              <w:t xml:space="preserve">854</w:t>
-              <w:noBreakHyphen/>
-              <w:t xml:space="preserve">1714</w:t>
+              <w:t xml:space="preserve">854-⁠1714</w:t>
             </w:r>
           </w:p>
         </w:tc>
@@ -10567,9 +10559,7 @@
         <w:t xml:space="preserve"> </w:t>
       </w:r>
       <w:r>
-        <w:t xml:space="preserve">2C:11</w:t>
-        <w:noBreakHyphen/>
-        <w:t xml:space="preserve">3</w:t>
+        <w:t xml:space="preserve">2C:11-⁠3</w:t>
       </w:r>
       <w:r>
         <w:t xml:space="preserve">   </w:t>
@@ -10597,9 +10587,7 @@
         <w:t xml:space="preserve"> </w:t>
       </w:r>
       <w:r>
-        <w:t xml:space="preserve">2C:15</w:t>
-        <w:noBreakHyphen/>
-        <w:t xml:space="preserve">1</w:t>
+        <w:t xml:space="preserve">2C:15-⁠1</w:t>
       </w:r>
       <w:r>
         <w:t xml:space="preserve">   </w:t>
@@ -10627,9 +10615,7 @@
         <w:t xml:space="preserve"> </w:t>
       </w:r>
       <w:r>
-        <w:t xml:space="preserve">2C:20</w:t>
-        <w:noBreakHyphen/>
-        <w:t xml:space="preserve">3(a)</w:t>
+        <w:t xml:space="preserve">2C:20-⁠3(a)</w:t>
       </w:r>
       <w:r>
         <w:t xml:space="preserve">   </w:t>
@@ -10657,9 +10643,7 @@
         <w:t xml:space="preserve"> </w:t>
       </w:r>
       <w:r>
-        <w:t xml:space="preserve">2C:39</w:t>
-        <w:noBreakHyphen/>
-        <w:t xml:space="preserve">4(a)</w:t>
+        <w:t xml:space="preserve">2C:39-⁠4(a)</w:t>
       </w:r>
       <w:r>
         <w:t xml:space="preserve">   </w:t>
@@ -10687,9 +10671,7 @@
         <w:t xml:space="preserve"> </w:t>
       </w:r>
       <w:r>
-        <w:t xml:space="preserve">2C:39</w:t>
-        <w:noBreakHyphen/>
-        <w:t xml:space="preserve">5(b)</w:t>
+        <w:t xml:space="preserve">2C:39-⁠5(b)</w:t>
       </w:r>
       <w:r>
         <w:t xml:space="preserve">   </w:t>
@@ -10717,9 +10699,7 @@
         <w:t xml:space="preserve"> </w:t>
       </w:r>
       <w:r>
-        <w:t xml:space="preserve">2C:43</w:t>
-        <w:noBreakHyphen/>
-        <w:t xml:space="preserve">7.2</w:t>
+        <w:t xml:space="preserve">2C:43-⁠7.2</w:t>
       </w:r>
       <w:r>
         <w:t xml:space="preserve">   </w:t>
@@ -10747,9 +10727,7 @@
         <w:t xml:space="preserve"> </w:t>
       </w:r>
       <w:r>
-        <w:t xml:space="preserve">2C:44</w:t>
-        <w:noBreakHyphen/>
-        <w:t xml:space="preserve">1b(13)</w:t>
+        <w:t xml:space="preserve">2C:44-⁠1b(13)</w:t>
       </w:r>
       <w:r>
         <w:t xml:space="preserve">   </w:t>
@@ -10777,9 +10755,7 @@
         <w:t xml:space="preserve"> </w:t>
       </w:r>
       <w:r>
-        <w:t xml:space="preserve">2C:44</w:t>
-        <w:noBreakHyphen/>
-        <w:t xml:space="preserve">5</w:t>
+        <w:t xml:space="preserve">2C:44-⁠5</w:t>
       </w:r>
       <w:r>
         <w:t xml:space="preserve">   </w:t>
@@ -10807,9 +10783,7 @@
         <w:t xml:space="preserve"> </w:t>
       </w:r>
       <w:r>
-        <w:t xml:space="preserve">2C:5</w:t>
-        <w:noBreakHyphen/>
-        <w:t xml:space="preserve">2</w:t>
+        <w:t xml:space="preserve">2C:5-⁠2</w:t>
       </w:r>
       <w:r>
         <w:t xml:space="preserve">   </w:t>
@@ -10975,9 +10949,7 @@
         <w:t xml:space="preserve"> </w:t>
       </w:r>
       <w:r>
-        <w:t xml:space="preserve">1:13</w:t>
-        <w:noBreakHyphen/>
-        <w:t xml:space="preserve">5</w:t>
+        <w:t xml:space="preserve">1:13-⁠5</w:t>
       </w:r>
       <w:r>
         <w:t xml:space="preserve">   </w:t>
@@ -11005,9 +10977,7 @@
         <w:t xml:space="preserve"> </w:t>
       </w:r>
       <w:r>
-        <w:t xml:space="preserve">2:12</w:t>
-        <w:noBreakHyphen/>
-        <w:t xml:space="preserve">2(a)</w:t>
+        <w:t xml:space="preserve">2:12-⁠2(a)</w:t>
       </w:r>
       <w:r>
         <w:t xml:space="preserve">   </w:t>
@@ -11035,9 +11005,7 @@
         <w:t xml:space="preserve"> </w:t>
       </w:r>
       <w:r>
-        <w:t xml:space="preserve">2:6</w:t>
-        <w:noBreakHyphen/>
-        <w:t xml:space="preserve">11(d)</w:t>
+        <w:t xml:space="preserve">2:6-⁠11(d)</w:t>
       </w:r>
       <w:r>
         <w:t xml:space="preserve">   </w:t>
@@ -11065,9 +11033,7 @@
         <w:t xml:space="preserve"> </w:t>
       </w:r>
       <w:r>
-        <w:t xml:space="preserve">3:21</w:t>
-        <w:noBreakHyphen/>
-        <w:t xml:space="preserve">10(b)</w:t>
+        <w:t xml:space="preserve">3:21-⁠10(b)</w:t>
       </w:r>
       <w:r>
         <w:t xml:space="preserve">   </w:t>
@@ -11076,7 +11042,7 @@
         <w:tab/>
       </w:r>
       <w:r>
-        <w:t xml:space="preserve">60</w:t>
+        <w:t xml:space="preserve">59</w:t>
       </w:r>
     </w:p>
     <w:p>
@@ -14058,13 +14024,7 @@
         <w:t xml:space="preserve">, 132 S.Ct. 2455, and holding it retroactive). These holdings, anchored in medical and social science, all derive from the recognition that the adolescent brain is physiologically underdeveloped, rendering juveniles different from adults in three critical respects: they are less mature and more reckless in their decision-making; they have less control over their environments and are more susceptible to peer pressure; and their identities are “more transitory, less fixed,” making it less likely that their behavior reflects deep-seated character traits. Roper</w:t>
       </w:r>
       <w:r>
-        <w:t xml:space="preserve">, 543 U.S. 569</w:t>
-      </w:r>
-      <w:r>
-        <w:noBreakHyphen/>
-      </w:r>
-      <w:r>
-        <w:t xml:space="preserve">570; accord Graham</w:t>
+        <w:t xml:space="preserve">, 543 U.S. 569-⁠570; accord Graham</w:t>
       </w:r>
       <w:r>
         <w:t xml:space="preserve">, 560 U.S. at 68.</w:t>
@@ -14078,13 +14038,7 @@
         <w:t xml:space="preserve">Accordingly, the Court has held, the purposes of criminal sentencing — retribution, deterrence, incapacitation, and rehabilitation — apply with far less force in the cases of juveniles. Graham</w:t>
       </w:r>
       <w:r>
-        <w:t xml:space="preserve">, 560 U.S. at 71</w:t>
-      </w:r>
-      <w:r>
-        <w:noBreakHyphen/>
-      </w:r>
-      <w:r>
-        <w:t xml:space="preserve">74. Application of these purposes led the Court in Graham</w:t>
+        <w:t xml:space="preserve">, 560 U.S. at 71-⁠74. Application of these purposes led the Court in Graham</w:t>
       </w:r>
       <w:r>
         <w:t xml:space="preserve"> </w:t>
@@ -14265,73 +14219,37 @@
         <w:t xml:space="preserve"> </w:t>
       </w:r>
       <w:r>
-        <w:t xml:space="preserve">2C:5</w:t>
-      </w:r>
-      <w:r>
-        <w:noBreakHyphen/>
-      </w:r>
-      <w:r>
-        <w:t xml:space="preserve">2; (2) first-degree felony murder, N.J.S.A.</w:t>
-      </w:r>
-      <w:r>
-        <w:t xml:space="preserve"> </w:t>
-      </w:r>
-      <w:r>
-        <w:t xml:space="preserve">2C:11</w:t>
-      </w:r>
-      <w:r>
-        <w:noBreakHyphen/>
-      </w:r>
-      <w:r>
-        <w:t xml:space="preserve">3(a)⁠(3); (3) four counts of first-degree robbery, N.J.S.A.</w:t>
-      </w:r>
-      <w:r>
-        <w:t xml:space="preserve"> </w:t>
-      </w:r>
-      <w:r>
-        <w:t xml:space="preserve">2C:15</w:t>
-      </w:r>
-      <w:r>
-        <w:noBreakHyphen/>
-      </w:r>
-      <w:r>
-        <w:t xml:space="preserve">1; (4) six counts of third-degree unlawful possession of a handgun, N.J.S.A.</w:t>
-      </w:r>
-      <w:r>
-        <w:t xml:space="preserve"> </w:t>
-      </w:r>
-      <w:r>
-        <w:t xml:space="preserve">2C:39</w:t>
-      </w:r>
-      <w:r>
-        <w:noBreakHyphen/>
-      </w:r>
-      <w:r>
-        <w:t xml:space="preserve">5(b); (5) four counts of possession of a weapon for an unlawful purpose, N.J.S.A.</w:t>
-      </w:r>
-      <w:r>
-        <w:t xml:space="preserve"> </w:t>
-      </w:r>
-      <w:r>
-        <w:t xml:space="preserve">2C:39</w:t>
-      </w:r>
-      <w:r>
-        <w:noBreakHyphen/>
-      </w:r>
-      <w:r>
-        <w:t xml:space="preserve">4(a); and (6) third-degree theft, N.J.S.A.</w:t>
-      </w:r>
-      <w:r>
-        <w:t xml:space="preserve"> </w:t>
-      </w:r>
-      <w:r>
-        <w:t xml:space="preserve">2C:20</w:t>
-      </w:r>
-      <w:r>
-        <w:noBreakHyphen/>
-      </w:r>
-      <w:r>
-        <w:t xml:space="preserve">3(a).</w:t>
+        <w:t xml:space="preserve">2C:5-⁠2; (2) first-degree felony murder, N.J.S.A.</w:t>
+      </w:r>
+      <w:r>
+        <w:t xml:space="preserve"> </w:t>
+      </w:r>
+      <w:r>
+        <w:t xml:space="preserve">2C:11-⁠3(a)⁠(3); (3) four counts of first-degree robbery, N.J.S.A.</w:t>
+      </w:r>
+      <w:r>
+        <w:t xml:space="preserve"> </w:t>
+      </w:r>
+      <w:r>
+        <w:t xml:space="preserve">2C:15-⁠1; (4) six counts of third-degree unlawful possession of a handgun, N.J.S.A.</w:t>
+      </w:r>
+      <w:r>
+        <w:t xml:space="preserve"> </w:t>
+      </w:r>
+      <w:r>
+        <w:t xml:space="preserve">2C:39-⁠5(b); (5) four counts of possession of a weapon for an unlawful purpose, N.J.S.A.</w:t>
+      </w:r>
+      <w:r>
+        <w:t xml:space="preserve"> </w:t>
+      </w:r>
+      <w:r>
+        <w:t xml:space="preserve">2C:39-⁠4(a); and (6) third-degree theft, N.J.S.A.</w:t>
+      </w:r>
+      <w:r>
+        <w:t xml:space="preserve"> </w:t>
+      </w:r>
+      <w:r>
+        <w:t xml:space="preserve">2C:20-⁠3(a).</w:t>
       </w:r>
       <w:r>
         <w:rPr>
@@ -14359,25 +14277,13 @@
         <w:pStyle w:val="BodyText"/>
       </w:pPr>
       <w:r>
-        <w:t xml:space="preserve">At sentencing, defense counsel presented no testimony or other evidence but argued that Comer’s sentences on his felony murder and first-degree robbery convictions should be run concurrently. Da28. Defense counsel’s primary argument was that consecutive terms would yield an unfair disparity between Comer’s sentence and that of co-defendant Dexter Harrison, who accepted a plea. Da20</w:t>
-      </w:r>
-      <w:r>
-        <w:noBreakHyphen/>
-      </w:r>
-      <w:r>
-        <w:t xml:space="preserve">22, 27 (“[I]t’s that disparity, I guess, that’s kind of at the base of everything, just doesn’t seem appropriate.”). Counsel also argued for application of mitigating factor 13, N.J.S.A.</w:t>
-      </w:r>
-      <w:r>
-        <w:t xml:space="preserve"> </w:t>
-      </w:r>
-      <w:r>
-        <w:t xml:space="preserve">2C:44</w:t>
-      </w:r>
-      <w:r>
-        <w:noBreakHyphen/>
-      </w:r>
-      <w:r>
-        <w:t xml:space="preserve">1b(13) (“The conduct of a youthful defendant was substantially influenced by another person more mature than defendant”), urging that Harrison, who was older than Comer and Adams, “concocted this scheme and had these two minions working for him.” Da22. Counsel also noted more than once that Comer was 17 at the time of the offense, Da24, 26, 29, and that with concurrent sentencing, he could be released in his 50’s and have a chance at a life after prison, Da25. Additionally, counsel noted that, according to the presentence report, Comer used alcohol and marijuana habitually. Da28; see also Da73. Finally, counsel stated that all complaints against Comer in juvenile court — which were for minor infractions such as receipt of stolen property and possession of burglar tools — had been dismissed, and that Comer therefore had no criminal record. Da23.</w:t>
+        <w:t xml:space="preserve">At sentencing, defense counsel presented no testimony or other evidence but argued that Comer’s sentences on his felony murder and first-degree robbery convictions should be run concurrently. Da28. Defense counsel’s primary argument was that consecutive terms would yield an unfair disparity between Comer’s sentence and that of co-defendant Dexter Harrison, who accepted a plea. Da20-⁠22, 27 (“[I]t’s that disparity, I guess, that’s kind of at the base of everything, just doesn’t seem appropriate.”). Counsel also argued for application of mitigating factor 13, N.J.S.A.</w:t>
+      </w:r>
+      <w:r>
+        <w:t xml:space="preserve"> </w:t>
+      </w:r>
+      <w:r>
+        <w:t xml:space="preserve">2C:44-⁠1b(13) (“The conduct of a youthful defendant was substantially influenced by another person more mature than defendant”), urging that Harrison, who was older than Comer and Adams, “concocted this scheme and had these two minions working for him.” Da22. Counsel also noted more than once that Comer was 17 at the time of the offense, Da24, 26, 29, and that with concurrent sentencing, he could be released in his 50’s and have a chance at a life after prison, Da25. Additionally, counsel noted that, according to the presentence report, Comer used alcohol and marijuana habitually. Da28; see also Da73. Finally, counsel stated that all complaints against Comer in juvenile court — which were for minor infractions such as receipt of stolen property and possession of burglar tools — had been dismissed, and that Comer therefore had no criminal record. Da23.</w:t>
       </w:r>
     </w:p>
     <w:p>
@@ -14427,31 +14333,7 @@
         <w:t xml:space="preserve"> </w:t>
       </w:r>
       <w:r>
-        <w:t xml:space="preserve">2C:43</w:t>
-      </w:r>
-      <w:r>
-        <w:noBreakHyphen/>
-      </w:r>
-      <w:r>
-        <w:t xml:space="preserve">7.2. Pa83</w:t>
-      </w:r>
-      <w:r>
-        <w:noBreakHyphen/>
-      </w:r>
-      <w:r>
-        <w:t xml:space="preserve">84. Each of these four sentences was to run consecutively. Pa83</w:t>
-      </w:r>
-      <w:r>
-        <w:noBreakHyphen/>
-      </w:r>
-      <w:r>
-        <w:t xml:space="preserve">84. In addition, Comer was sentenced to four years for each of five weapons charges and four years for the automotive theft charge, each to run concurrently with all other counts of the indictment. Pa83</w:t>
-      </w:r>
-      <w:r>
-        <w:noBreakHyphen/>
-      </w:r>
-      <w:r>
-        <w:t xml:space="preserve">84.</w:t>
+        <w:t xml:space="preserve">2C:43-⁠7.2. Pa83-⁠84. Each of these four sentences was to run consecutively. Pa83-⁠84. In addition, Comer was sentenced to four years for each of five weapons charges and four years for the automotive theft charge, each to run concurrently with all other counts of the indictment. Pa83-⁠84.</w:t>
       </w:r>
     </w:p>
     <w:p>
@@ -14515,25 +14397,7 @@
         <w:t xml:space="preserve"> </w:t>
       </w:r>
       <w:r>
-        <w:t xml:space="preserve">Pa58. Comer’s PCR claims were denied on September 22, 2009. Pa31</w:t>
-      </w:r>
-      <w:r>
-        <w:noBreakHyphen/>
-      </w:r>
-      <w:r>
-        <w:t xml:space="preserve">55. Comer appealed from that decision and, on October 23, 2012, the Appellate Division reversed and remanded for an evidentiary hearing. Pa57</w:t>
-      </w:r>
-      <w:r>
-        <w:noBreakHyphen/>
-      </w:r>
-      <w:r>
-        <w:t xml:space="preserve">60. That hearing was held on October 11, 2013, after which the trial court again denied Comer relief, in an opinion rendered on November 6, 2013. Pa60</w:t>
-      </w:r>
-      <w:r>
-        <w:noBreakHyphen/>
-      </w:r>
-      <w:r>
-        <w:t xml:space="preserve">61. Comer appealed, but on December 30, 2015, the Appellate Division affirmed. DSa1.</w:t>
+        <w:t xml:space="preserve">Pa58. Comer’s PCR claims were denied on September 22, 2009. Pa31-⁠55. Comer appealed from that decision and, on October 23, 2012, the Appellate Division reversed and remanded for an evidentiary hearing. Pa57-⁠60. That hearing was held on October 11, 2013, after which the trial court again denied Comer relief, in an opinion rendered on November 6, 2013. Pa60-⁠61. Comer appealed, but on December 30, 2015, the Appellate Division affirmed. DSa1.</w:t>
       </w:r>
       <w:r>
         <w:rPr>
@@ -14547,19 +14411,7 @@
         <w:pStyle w:val="BodyTextNote"/>
       </w:pPr>
       <w:r>
-        <w:t xml:space="preserve">Meanwhile, on May 23, 2013, Comer filed a pro se Motion seeking to correct his sentence; he also sought assigned Counsel, Pa65</w:t>
-      </w:r>
-      <w:r>
-        <w:noBreakHyphen/>
-      </w:r>
-      <w:r>
-        <w:t xml:space="preserve">78; later, he withdrew this motion without prejudice so that he could re-file with the assistance of counsel. Pa80. On June 13, 2014, undersigned Counsel filed the present action on Comer’s behalf. Pa84. Oral argument was heard in the trial court on May 8, 2015. Pa82. On May 11, 2015, the court below ruled by memorandum opinion. Pa82</w:t>
-      </w:r>
-      <w:r>
-        <w:noBreakHyphen/>
-      </w:r>
-      <w:r>
-        <w:t xml:space="preserve">97. Specifically, the court held that Comer had been sentenced to de facto life without parole. Pa85. The court further held that Miller</w:t>
+        <w:t xml:space="preserve">Meanwhile, on May 23, 2013, Comer filed a pro se Motion seeking to correct his sentence; he also sought assigned Counsel, Pa65-⁠78; later, he withdrew this motion without prejudice so that he could re-file with the assistance of counsel. Pa80. On June 13, 2014, undersigned Counsel filed the present action on Comer’s behalf. Pa84. Oral argument was heard in the trial court on May 8, 2015. Pa82. On May 11, 2015, the court below ruled by memorandum opinion. Pa82-⁠97. Specifically, the court held that Comer had been sentenced to de facto life without parole. Pa85. The court further held that Miller</w:t>
       </w:r>
       <w:r>
         <w:t xml:space="preserve"> </w:t>
@@ -14595,25 +14447,13 @@
         <w:t xml:space="preserve"> </w:t>
       </w:r>
       <w:r>
-        <w:t xml:space="preserve">require a categorical bar against sentencing juveniles to life without parole, Pa90</w:t>
-      </w:r>
-      <w:r>
-        <w:noBreakHyphen/>
-      </w:r>
-      <w:r>
-        <w:t xml:space="preserve">91, and that Graham</w:t>
-      </w:r>
-      <w:r>
-        <w:t xml:space="preserve"> </w:t>
-      </w:r>
-      <w:r>
-        <w:t xml:space="preserve">more specifically prohibits life without parole for juveniles who neither kill nor intend to kill, Pa91</w:t>
-      </w:r>
-      <w:r>
-        <w:noBreakHyphen/>
-      </w:r>
-      <w:r>
-        <w:t xml:space="preserve">92.</w:t>
+        <w:t xml:space="preserve">require a categorical bar against sentencing juveniles to life without parole, Pa90-⁠91, and that Graham</w:t>
+      </w:r>
+      <w:r>
+        <w:t xml:space="preserve"> </w:t>
+      </w:r>
+      <w:r>
+        <w:t xml:space="preserve">more specifically prohibits life without parole for juveniles who neither kill nor intend to kill, Pa91-⁠92.</w:t>
       </w:r>
     </w:p>
     <w:p>
@@ -14627,13 +14467,7 @@
         <w:t xml:space="preserve"> </w:t>
       </w:r>
       <w:r>
-        <w:t xml:space="preserve">2:6</w:t>
-      </w:r>
-      <w:r>
-        <w:noBreakHyphen/>
-      </w:r>
-      <w:r>
-        <w:t xml:space="preserve">11(d) addressing the United States Supreme Court’s decision in Montgomery</w:t>
+        <w:t xml:space="preserve">2:6-⁠11(d) addressing the United States Supreme Court’s decision in Montgomery</w:t>
       </w:r>
       <w:r>
         <w:t xml:space="preserve">, 136 S.Ct. 718, holding Miller</w:t>
@@ -14656,13 +14490,7 @@
         <w:t xml:space="preserve"> </w:t>
       </w:r>
       <w:r>
-        <w:t xml:space="preserve">2:12</w:t>
-      </w:r>
-      <w:r>
-        <w:noBreakHyphen/>
-      </w:r>
-      <w:r>
-        <w:t xml:space="preserve">2(a). This Court granted that application on March 29, 2016, to answer the question, “[d]oes defendant’s aggregate sentence, imposed for a homicide offense among other charges, violate the proscriptions of Miller</w:t>
+        <w:t xml:space="preserve">2:12-⁠2(a). This Court granted that application on March 29, 2016, to answer the question, “[d]oes defendant’s aggregate sentence, imposed for a homicide offense among other charges, violate the proscriptions of Miller</w:t>
       </w:r>
       <w:r>
         <w:t xml:space="preserve"> </w:t>
@@ -14882,13 +14710,7 @@
         <w:t xml:space="preserve"> </w:t>
       </w:r>
       <w:r>
-        <w:t xml:space="preserve">1:13</w:t>
-      </w:r>
-      <w:r>
-        <w:noBreakHyphen/>
-      </w:r>
-      <w:r>
-        <w:t xml:space="preserve">5, Comer’s life expectancy is, at most, 80 — five years short of his first opportunity for release.</w:t>
+        <w:t xml:space="preserve">1:13-⁠5, Comer’s life expectancy is, at most, 80 — five years short of his first opportunity for release.</w:t>
       </w:r>
       <w:r>
         <w:rPr>
@@ -14922,25 +14744,13 @@
         <w:t xml:space="preserve">, as the trial court below correctly held. Pa85. These principles, are discussed in detail below. See Part II.B.2 infra. In sum, juvenile sentencing must, as a matter of constitutional law, account for the fact that that juveniles are inherently different from and less culpable then adults: because their brains are physiologically less developed, juveniles are more impulsive and more susceptible to peer pressure, and their behavior is less indicative of permanent character traits, meaning they are more capable of reform. See Roper</w:t>
       </w:r>
       <w:r>
-        <w:t xml:space="preserve">, 543 U.S. at 569</w:t>
-      </w:r>
-      <w:r>
-        <w:noBreakHyphen/>
-      </w:r>
-      <w:r>
-        <w:t xml:space="preserve">70. Accordingly, they ought not be sentenced, ab initio, to life in prison, regardless of whether such a sentence is denominated life without parole, or a term of years that amounts to the same thing. See, e.g., Bear</w:t>
-      </w:r>
-      <w:r>
-        <w:t xml:space="preserve"> </w:t>
-      </w:r>
-      <w:r>
-        <w:t xml:space="preserve">Cloud v. State, 334 P.3d 132, 141</w:t>
-      </w:r>
-      <w:r>
-        <w:noBreakHyphen/>
-      </w:r>
-      <w:r>
-        <w:t xml:space="preserve">42 (Wyo. 2014) (“The juvenile who will likely die in prison is entitled to the Eighth Amendment’s presumption ‘that children ⁠. ⁠. ⁠. have diminished culpability and greater prospects for reform.’”); People v. Rainer</w:t>
+        <w:t xml:space="preserve">, 543 U.S. at 569-⁠70. Accordingly, they ought not be sentenced, ab initio, to life in prison, regardless of whether such a sentence is denominated life without parole, or a term of years that amounts to the same thing. See, e.g., Bear</w:t>
+      </w:r>
+      <w:r>
+        <w:t xml:space="preserve"> </w:t>
+      </w:r>
+      <w:r>
+        <w:t xml:space="preserve">Cloud v. State, 334 P.3d 132, 141-⁠42 (Wyo. 2014) (“The juvenile who will likely die in prison is entitled to the Eighth Amendment’s presumption ‘that children ⁠. ⁠. ⁠. have diminished culpability and greater prospects for reform.’”); People v. Rainer</w:t>
       </w:r>
       <w:r>
         <w:t xml:space="preserve">, __P.3d__, 2013 WL 1490107, at *14 (Col. Ct. App. April 11, 2013) (“[Graham</w:t>
@@ -14984,13 +14794,7 @@
         <w:t xml:space="preserve"> </w:t>
       </w:r>
       <w:r>
-        <w:t xml:space="preserve">v. State, 175 So.3d 675, 679</w:t>
-      </w:r>
-      <w:r>
-        <w:noBreakHyphen/>
-      </w:r>
-      <w:r>
-        <w:t xml:space="preserve">80 (Fla. 2015) (vacating juvenile sentence of 90 years without parole because, “Graham</w:t>
+        <w:t xml:space="preserve">v. State, 175 So.3d 675, 679-⁠80 (Fla. 2015) (vacating juvenile sentence of 90 years without parole because, “Graham</w:t>
       </w:r>
       <w:r>
         <w:t xml:space="preserve"> </w:t>
@@ -15007,22 +14811,10 @@
         <w:t xml:space="preserve">Nor do the accepted rationales for sentencing, also critical to the Court’s analysis, see Graham</w:t>
       </w:r>
       <w:r>
-        <w:t xml:space="preserve">, 560 U.S. at 70</w:t>
-      </w:r>
-      <w:r>
-        <w:noBreakHyphen/>
-      </w:r>
-      <w:r>
-        <w:t xml:space="preserve">74, permit of a distinction between formal and de facto life without parole for juveniles. That is, the relative strength or weakness of these rationales — retribution, deterrence, incapacitation, and rehabilitation — has no relation to a sentence’s formal label, but instead turns on its functional effect. See Graham</w:t>
-      </w:r>
-      <w:r>
-        <w:t xml:space="preserve">, 560 U.S. at 70</w:t>
-      </w:r>
-      <w:r>
-        <w:noBreakHyphen/>
-      </w:r>
-      <w:r>
-        <w:t xml:space="preserve">74. See, e.g., Brown</w:t>
+        <w:t xml:space="preserve">, 560 U.S. at 70-⁠74, permit of a distinction between formal and de facto life without parole for juveniles. That is, the relative strength or weakness of these rationales — retribution, deterrence, incapacitation, and rehabilitation — has no relation to a sentence’s formal label, but instead turns on its functional effect. See Graham</w:t>
+      </w:r>
+      <w:r>
+        <w:t xml:space="preserve">, 560 U.S. at 70-⁠74. See, e.g., Brown</w:t>
       </w:r>
       <w:r>
         <w:t xml:space="preserve"> </w:t>
@@ -15110,13 +14902,7 @@
         <w:t xml:space="preserve"> </w:t>
       </w:r>
       <w:r>
-        <w:t xml:space="preserve">in the case of a juvenile defendant sentenced to consecutive terms of life with parole for murder and 20</w:t>
-      </w:r>
-      <w:r>
-        <w:noBreakHyphen/>
-      </w:r>
-      <w:r>
-        <w:t xml:space="preserve">25 years for aggravated burglary); Zarate</w:t>
+        <w:t xml:space="preserve">in the case of a juvenile defendant sentenced to consecutive terms of life with parole for murder and 20-⁠25 years for aggravated burglary); Zarate</w:t>
       </w:r>
       <w:r>
         <w:t xml:space="preserve">, 2016 WL 1079462, at *11, DSa54 (finding Miller</w:t>
@@ -15134,13 +14920,7 @@
         <w:t xml:space="preserve">, 282 P.3d 291, 298 (Cal. 2012); accord Moore</w:t>
       </w:r>
       <w:r>
-        <w:t xml:space="preserve">, 725 F.3d at 1191</w:t>
-      </w:r>
-      <w:r>
-        <w:noBreakHyphen/>
-      </w:r>
-      <w:r>
-        <w:t xml:space="preserve">92; Greiman</w:t>
+        <w:t xml:space="preserve">, 725 F.3d at 1191-⁠92; Greiman</w:t>
       </w:r>
       <w:r>
         <w:t xml:space="preserve"> </w:t>
@@ -15155,13 +14935,7 @@
         <w:t xml:space="preserve">, 175 So.3d 675; State v. Riley</w:t>
       </w:r>
       <w:r>
-        <w:t xml:space="preserve">, 110 A.3d 1205, 1213</w:t>
-      </w:r>
-      <w:r>
-        <w:noBreakHyphen/>
-      </w:r>
-      <w:r>
-        <w:t xml:space="preserve">14 (Conn. 2015); State v. Ronquillo</w:t>
+        <w:t xml:space="preserve">, 110 A.3d 1205, 1213-⁠14 (Conn. 2015); State v. Ronquillo</w:t>
       </w:r>
       <w:r>
         <w:t xml:space="preserve">, 361 P.3d 779 (Wash. Ct. App. 2015); Bear</w:t>
@@ -15170,13 +14944,7 @@
         <w:t xml:space="preserve"> </w:t>
       </w:r>
       <w:r>
-        <w:t xml:space="preserve">Cloud, 334 P.3d at 141</w:t>
-      </w:r>
-      <w:r>
-        <w:noBreakHyphen/>
-      </w:r>
-      <w:r>
-        <w:t xml:space="preserve">42; Brown</w:t>
+        <w:t xml:space="preserve">Cloud, 334 P.3d at 141-⁠42; Brown</w:t>
       </w:r>
       <w:r>
         <w:t xml:space="preserve">, 10 N.E.3d at 8; Null</w:t>
@@ -15549,13 +15317,7 @@
         <w:t xml:space="preserve">, 543 U.S. at 572); accord Maldonado</w:t>
       </w:r>
       <w:r>
-        <w:t xml:space="preserve">, 137 N.J. at 557</w:t>
-      </w:r>
-      <w:r>
-        <w:noBreakHyphen/>
-      </w:r>
-      <w:r>
-        <w:t xml:space="preserve">58. Then, the Court applies its “own judgment,” Kennedy</w:t>
+        <w:t xml:space="preserve">, 137 N.J. at 557-⁠58. Then, the Court applies its “own judgment,” Kennedy</w:t>
       </w:r>
       <w:r>
         <w:t xml:space="preserve"> </w:t>
@@ -15564,46 +15326,22 @@
         <w:t xml:space="preserve">v. Louisiana, 554 U.S. 407, 434 (2008), considering the culpability of the class of offenders at issue, Graham</w:t>
       </w:r>
       <w:r>
-        <w:t xml:space="preserve">, 560 U.S. at 67</w:t>
-      </w:r>
-      <w:r>
-        <w:noBreakHyphen/>
-      </w:r>
-      <w:r>
-        <w:t xml:space="preserve">68; Roper</w:t>
+        <w:t xml:space="preserve">, 560 U.S. at 67-⁠68; Roper</w:t>
       </w:r>
       <w:r>
         <w:t xml:space="preserve">, 543 U.S. at 569; Maldonado</w:t>
       </w:r>
       <w:r>
-        <w:t xml:space="preserve">, 137 N.J. at 558</w:t>
-      </w:r>
-      <w:r>
-        <w:noBreakHyphen/>
-      </w:r>
-      <w:r>
-        <w:t xml:space="preserve">59, the severity of the punishment, Graham</w:t>
-      </w:r>
-      <w:r>
-        <w:t xml:space="preserve">, 560 U.S. at 69</w:t>
-      </w:r>
-      <w:r>
-        <w:noBreakHyphen/>
-      </w:r>
-      <w:r>
-        <w:t xml:space="preserve">70; Gerald</w:t>
+        <w:t xml:space="preserve">, 137 N.J. at 558-⁠59, the severity of the punishment, Graham</w:t>
+      </w:r>
+      <w:r>
+        <w:t xml:space="preserve">, 560 U.S. at 69-⁠70; Gerald</w:t>
       </w:r>
       <w:r>
         <w:t xml:space="preserve">, 113 N.J. at 89, whether penological justifications support the punishment, id. at 71; Ramseur</w:t>
       </w:r>
       <w:r>
-        <w:t xml:space="preserve">, 106 N.J. at 178</w:t>
-      </w:r>
-      <w:r>
-        <w:noBreakHyphen/>
-      </w:r>
-      <w:r>
-        <w:t xml:space="preserve">80, whether a categorical bar is necessary as opposed to a case-by-case approach, Graham</w:t>
+        <w:t xml:space="preserve">, 106 N.J. at 178-⁠80, whether a categorical bar is necessary as opposed to a case-by-case approach, Graham</w:t>
       </w:r>
       <w:r>
         <w:t xml:space="preserve">, 560 U.S. at 74, and whether there is consensus in international law on the question, id. at 80; Roper</w:t>
@@ -16087,13 +15825,7 @@
         <w:t xml:space="preserve">’s alternative argument that the Eighth Amendment requires a categorical bar on life without parole for juveniles[.]”). However, applying the criteria established by this Court for when it will diverge from the Federal Constitution, see State v. Hunt</w:t>
       </w:r>
       <w:r>
-        <w:t xml:space="preserve">, 91 N.J. 338, 363</w:t>
-      </w:r>
-      <w:r>
-        <w:noBreakHyphen/>
-      </w:r>
-      <w:r>
-        <w:t xml:space="preserve">68 (1982) (Handler, J., concurring); State v. Williams</w:t>
+        <w:t xml:space="preserve">, 91 N.J. 338, 363-⁠68 (1982) (Handler, J., concurring); State v. Williams</w:t>
       </w:r>
       <w:r>
         <w:t xml:space="preserve">, 93 N.J. 39 (1983) (adopting Justice Handler’s concurring opinion in majority holding), makes clear that, even assuming that the United States Supreme Court allowed for the possibility of life without parole sentences for juveniles, this Court should not.</w:t>
@@ -16121,13 +15853,7 @@
         <w:t xml:space="preserve">First, New Jersey has a lengthy and significant history of providing broader protection for individual liberties under its own Constitution than exist under the Federal one. See Hunt</w:t>
       </w:r>
       <w:r>
-        <w:t xml:space="preserve">, 91 N.J. at 366</w:t>
-      </w:r>
-      <w:r>
-        <w:noBreakHyphen/>
-      </w:r>
-      <w:r>
-        <w:t xml:space="preserve">67 (Handler, J., concurring) (noting “A state’s history and traditions may [] provide a basis for the independent application of its constitution” and citing, by way of example, “New Jersey’s strong tradition of protecting individual and associational rights”). That is, as this Court has held, the Federal Constitution “establish[es] not the ceiling but only ‘the floor of minimum constitutional protections[,]’” Eckel</w:t>
+        <w:t xml:space="preserve">, 91 N.J. at 366-⁠67 (Handler, J., concurring) (noting “A state’s history and traditions may [] provide a basis for the independent application of its constitution” and citing, by way of example, “New Jersey’s strong tradition of protecting individual and associational rights”). That is, as this Court has held, the Federal Constitution “establish[es] not the ceiling but only ‘the floor of minimum constitutional protections[,]’” Eckel</w:t>
       </w:r>
       <w:r>
         <w:t xml:space="preserve">, 185 N.J. at 538, and upholds the State Constitution as “a second line of defense for those rights protected by the federal Constitution and [] an independent source of supplemental rights unrecognized by federal law,” Hunt</w:t>
@@ -16200,22 +15926,10 @@
         <w:t xml:space="preserve">, 193 N.J. 528, 543 (2008) (“[B]y allowing a defendant broader standing to challenge evidence derived from unreasonable searches and seizures under our State Constitution, we increase the privacy rights of all New Jersey’s citizens[.]”); State v. Pierce</w:t>
       </w:r>
       <w:r>
-        <w:t xml:space="preserve">, 136 N.J. 184, 208</w:t>
-      </w:r>
-      <w:r>
-        <w:noBreakHyphen/>
-      </w:r>
-      <w:r>
-        <w:t xml:space="preserve">13 (1994) (pat-down search permissible under the Fourth Amendment violated the State Constitution); State v. Hempele</w:t>
-      </w:r>
-      <w:r>
-        <w:t xml:space="preserve">, 120 N.J. 182, 196</w:t>
-      </w:r>
-      <w:r>
-        <w:noBreakHyphen/>
-      </w:r>
-      <w:r>
-        <w:t xml:space="preserve">97 (1990) (State Constitution prohibits warrantless searches of garbage bags left on curb for collection, notwithstanding permissibility under the Fourth Amendment); State v. Novembrino</w:t>
+        <w:t xml:space="preserve">, 136 N.J. 184, 208-⁠13 (1994) (pat-down search permissible under the Fourth Amendment violated the State Constitution); State v. Hempele</w:t>
+      </w:r>
+      <w:r>
+        <w:t xml:space="preserve">, 120 N.J. 182, 196-⁠97 (1990) (State Constitution prohibits warrantless searches of garbage bags left on curb for collection, notwithstanding permissibility under the Fourth Amendment); State v. Novembrino</w:t>
       </w:r>
       <w:r>
         <w:t xml:space="preserve">, 105 N.J. 95 (1987) (refusing to adopt good faith exception to exclusionary rule as the United States Supreme Court had done); State v. Alston</w:t>
@@ -16230,13 +15944,7 @@
         <w:t xml:space="preserve">, 151 N.J. 5, 25 (1997) (finding greater State constitutional protection for criminal defendants from attorney conflicts of interest). It has more zealously safeguarded the right not to incriminate oneself. See, e.g., State v. Muhammad</w:t>
       </w:r>
       <w:r>
-        <w:t xml:space="preserve">, 182 N.J. 551, 568</w:t>
-      </w:r>
-      <w:r>
-        <w:noBreakHyphen/>
-      </w:r>
-      <w:r>
-        <w:t xml:space="preserve">69 (2005) (State privilege against self-incrimination stronger than that provided by the Fifth Amendment). It has far greater protections with regard to the right to indictment by grand jury. See generally State v. Hogan</w:t>
+        <w:t xml:space="preserve">, 182 N.J. 551, 568-⁠69 (2005) (State privilege against self-incrimination stronger than that provided by the Fifth Amendment). It has far greater protections with regard to the right to indictment by grand jury. See generally State v. Hogan</w:t>
       </w:r>
       <w:r>
         <w:t xml:space="preserve">, 144 N.J. 216, 231 (1995). And it has, within the criminal process, more jealously guarded defendants’ rights to privacy, see, e.g., Doe</w:t>
@@ -16251,22 +15959,10 @@
         <w:t xml:space="preserve">, 194 N.J. 54 (2008) (State equal protection rights frequently broader because “this Court often requires the public authority to demonstrate a greater ‘public need’ than is traditionally required in construing the federal constitution.”); State v. Marshall</w:t>
       </w:r>
       <w:r>
-        <w:t xml:space="preserve">, 130 N.J. 109, 208</w:t>
-      </w:r>
-      <w:r>
-        <w:noBreakHyphen/>
-      </w:r>
-      <w:r>
-        <w:t xml:space="preserve">10 (1992) (State Constitution provides greater equal protection rights to criminal defendants facing the death penalty); State v. Gilmore</w:t>
-      </w:r>
-      <w:r>
-        <w:t xml:space="preserve">, 103 N.J. 508, 522</w:t>
-      </w:r>
-      <w:r>
-        <w:noBreakHyphen/>
-      </w:r>
-      <w:r>
-        <w:t xml:space="preserve">23 (1986) (State Constitution imposes greater restriction than the federal Equal Protection Clause on using peremptory challenges to dismiss potential jurors for race-based reasons).</w:t>
+        <w:t xml:space="preserve">, 130 N.J. 109, 208-⁠10 (1992) (State Constitution provides greater equal protection rights to criminal defendants facing the death penalty); State v. Gilmore</w:t>
+      </w:r>
+      <w:r>
+        <w:t xml:space="preserve">, 103 N.J. 508, 522-⁠23 (1986) (State Constitution imposes greater restriction than the federal Equal Protection Clause on using peremptory challenges to dismiss potential jurors for race-based reasons).</w:t>
       </w:r>
     </w:p>
     <w:p>
@@ -16280,13 +15976,7 @@
         <w:t xml:space="preserve">, 106 N.J. at 190 (“Our State Constitution provides an additional and, where appropriate, more expansive source of protections against the arbitrary and nonindividualized imposition of the death penalty.”); Gerald</w:t>
       </w:r>
       <w:r>
-        <w:t xml:space="preserve">, 113 N.J. at 75</w:t>
-      </w:r>
-      <w:r>
-        <w:noBreakHyphen/>
-      </w:r>
-      <w:r>
-        <w:t xml:space="preserve">76 (rejecting Tison</w:t>
+        <w:t xml:space="preserve">, 113 N.J. at 75-⁠76 (rejecting Tison</w:t>
       </w:r>
       <w:r>
         <w:t xml:space="preserve"> </w:t>
@@ -16298,13 +15988,7 @@
         <w:t xml:space="preserve">, 144 N.J. 603, 618 (1996) (departing from federal precedent to hold that State Constitution prohibits individuals sentenced to death from waiving the right to post-conviction relief and gives counsel standing to challenge waiver); Marshall</w:t>
       </w:r>
       <w:r>
-        <w:t xml:space="preserve">, 130 N.J. at 207</w:t>
-      </w:r>
-      <w:r>
-        <w:noBreakHyphen/>
-      </w:r>
-      <w:r>
-        <w:t xml:space="preserve">209 (repudiating McCleskey</w:t>
+        <w:t xml:space="preserve">, 130 N.J. at 207-⁠209 (repudiating McCleskey</w:t>
       </w:r>
       <w:r>
         <w:t xml:space="preserve"> </w:t>
@@ -16325,13 +16009,7 @@
         <w:t xml:space="preserve">, 132 S. Ct. at 2466; accord Graham</w:t>
       </w:r>
       <w:r>
-        <w:t xml:space="preserve">, 560 U.S. at 69</w:t>
-      </w:r>
-      <w:r>
-        <w:noBreakHyphen/>
-      </w:r>
-      <w:r>
-        <w:t xml:space="preserve">70.</w:t>
+        <w:t xml:space="preserve">, 560 U.S. at 69-⁠70.</w:t>
       </w:r>
     </w:p>
     <w:p>
@@ -16342,13 +16020,7 @@
         <w:t xml:space="preserve">Decision under the State Constitution is also especially appropriate because this case bears upon matters of particular State interest and local concern, Hunt</w:t>
       </w:r>
       <w:r>
-        <w:t xml:space="preserve">, 91 N.J. at 363</w:t>
-      </w:r>
-      <w:r>
-        <w:noBreakHyphen/>
-      </w:r>
-      <w:r>
-        <w:t xml:space="preserve">68 (Handler, J., concurring) (“When particular questions are local in character and do not appear to require a uniform national policy, they are ripe for decision under state law.”). Of course, criminal justice is, as both the United States and the Supreme Court have recognized, just such a matter of State interest. See United States v. Lopez</w:t>
+        <w:t xml:space="preserve">, 91 N.J. at 363-⁠68 (Handler, J., concurring) (“When particular questions are local in character and do not appear to require a uniform national policy, they are ripe for decision under state law.”). Of course, criminal justice is, as both the United States and the Supreme Court have recognized, just such a matter of State interest. See United States v. Lopez</w:t>
       </w:r>
       <w:r>
         <w:t xml:space="preserve">, 514 U.S. 549, 561 n.3 (1995) (“States possess primary authority for defining and enforcing the criminal law.”); Gerald</w:t>
@@ -16374,13 +16046,7 @@
         <w:t xml:space="preserve"> </w:t>
       </w:r>
       <w:r>
-        <w:t xml:space="preserve">2C:11</w:t>
-      </w:r>
-      <w:r>
-        <w:noBreakHyphen/>
-      </w:r>
-      <w:r>
-        <w:t xml:space="preserve">3 to prohibit the death penalty for juveniles); see also State v. Koskovich</w:t>
+        <w:t xml:space="preserve">2C:11-⁠3 to prohibit the death penalty for juveniles); see also State v. Koskovich</w:t>
       </w:r>
       <w:r>
         <w:t xml:space="preserve">, 168 N.J. 448, 554 (2001) (Zazzali, J., concurring) (noting that the prohibition “expressed a generalization” that juveniles are less mature than adults). Likewise, New Jersey has led a national effort to reduce the number of juveniles held in secure detention. See New</w:t>
@@ -16949,13 +16615,7 @@
         <w:t xml:space="preserve">v. Virginia, 536 U.S. 304, 312 (2002). But this assessment is less helpful in the juvenile context because punishment of juveniles as adults depends upon two different sets of laws in each jurisdiction: the law of waiver or transfer of juveniles to adult court on the one hand, and the law of adult sentencing on the other. Miller</w:t>
       </w:r>
       <w:r>
-        <w:t xml:space="preserve">, 132 S.Ct. at 2472</w:t>
-      </w:r>
-      <w:r>
-        <w:noBreakHyphen/>
-      </w:r>
-      <w:r>
-        <w:t xml:space="preserve">73; Graham</w:t>
+        <w:t xml:space="preserve">, 132 S.Ct. at 2472-⁠73; Graham</w:t>
       </w:r>
       <w:r>
         <w:t xml:space="preserve">, 560 U.S. at 66. Counting states where transfer and sentencing laws combine to authorize a particular penalty for juveniles thus “tells us nothing about the judgment these States have made regarding the appropriate punishment for such youthful offenders.” Graham</w:t>
@@ -17042,13 +16702,7 @@
         <w:t xml:space="preserve"> </w:t>
       </w:r>
       <w:r>
-        <w:t xml:space="preserve">instructs that, in determining whether objective indicia of society’s values demonstrate a consensus against juvenile LWOP sentences, courts should estimate the ratio of individuals serving LWOP for offenses committed as juveniles against the approximate “base number” of juvenile convictions for the same offenses, i.e., the number of cases in which LWOP might potentially have been imposed. 560 U.S. at 65</w:t>
-      </w:r>
-      <w:r>
-        <w:noBreakHyphen/>
-      </w:r>
-      <w:r>
-        <w:t xml:space="preserve">66. The lower the percentage of those juveniles who receive LWOP sentences, the weaker the consensus that would render this a proportional sentence. Graham</w:t>
+        <w:t xml:space="preserve">instructs that, in determining whether objective indicia of society’s values demonstrate a consensus against juvenile LWOP sentences, courts should estimate the ratio of individuals serving LWOP for offenses committed as juveniles against the approximate “base number” of juvenile convictions for the same offenses, i.e., the number of cases in which LWOP might potentially have been imposed. 560 U.S. at 65-⁠66. The lower the percentage of those juveniles who receive LWOP sentences, the weaker the consensus that would render this a proportional sentence. Graham</w:t>
       </w:r>
       <w:r>
         <w:t xml:space="preserve"> </w:t>
@@ -17109,13 +16763,7 @@
         <w:t xml:space="preserve"> </w:t>
       </w:r>
       <w:r>
-        <w:t xml:space="preserve">Da159</w:t>
-      </w:r>
-      <w:r>
-        <w:noBreakHyphen/>
-      </w:r>
-      <w:r>
-        <w:t xml:space="preserve">60. Dividing the number of discretionary LWOP sentences for juveniles convicted of homicides, 2,570, by the number of juvenile homicides over the approximately overlapping period, this number is doubtless too high, inflating society’s apparent willingness to impose LWOP sentences upon juveniles.</w:t>
+        <w:t xml:space="preserve">Da159-⁠60. Dividing the number of discretionary LWOP sentences for juveniles convicted of homicides, 2,570, by the number of juvenile homicides over the approximately overlapping period, this number is doubtless too high, inflating society’s apparent willingness to impose LWOP sentences upon juveniles.</w:t>
       </w:r>
     </w:p>
     <w:p>
@@ -17154,13 +16802,7 @@
         <w:t xml:space="preserve"> </w:t>
       </w:r>
       <w:r>
-        <w:t xml:space="preserve">Da161</w:t>
-      </w:r>
-      <w:r>
-        <w:noBreakHyphen/>
-      </w:r>
-      <w:r>
-        <w:t xml:space="preserve">63. To approximate the number of cases in which de facto LWOP might have been imposed on a juvenile, Comer here uses the number of juveniles convicted of homicide offenses from 1990</w:t>
+        <w:t xml:space="preserve">Da161-⁠63. To approximate the number of cases in which de facto LWOP might have been imposed on a juvenile, Comer here uses the number of juveniles convicted of homicide offenses from 1990</w:t>
       </w:r>
       <w:r>
         <w:rPr>
@@ -17184,13 +16826,7 @@
         <w:t xml:space="preserve"> </w:t>
       </w:r>
       <w:r>
-        <w:t xml:space="preserve">Da164</w:t>
-      </w:r>
-      <w:r>
-        <w:noBreakHyphen/>
-      </w:r>
-      <w:r>
-        <w:t xml:space="preserve">91. These numbers yield a percentage of 3.48%, meaning that only one out of every 29 cases in which juveniles who could have been sentenced to LWOP in fact resulted in such sentences. Though likely overstating the percentage of juveniles sentenced to de facto LWOP, even this number suggests that such a sentence is rarely imposed in New Jersey. In sum, then, at the national level and even more so in New Jersey, juveniles are sentenced to LWOP with an infrequency that shows objective opposition to the practice.</w:t>
+        <w:t xml:space="preserve">Da164-⁠91. These numbers yield a percentage of 3.48%, meaning that only one out of every 29 cases in which juveniles who could have been sentenced to LWOP in fact resulted in such sentences. Though likely overstating the percentage of juveniles sentenced to de facto LWOP, even this number suggests that such a sentence is rarely imposed in New Jersey. In sum, then, at the national level and even more so in New Jersey, juveniles are sentenced to LWOP with an infrequency that shows objective opposition to the practice.</w:t>
       </w:r>
     </w:p>
     <w:p>
@@ -17606,13 +17242,7 @@
         <w:t xml:space="preserve">, 132 S.Ct. at 2464; Graham</w:t>
       </w:r>
       <w:r>
-        <w:t xml:space="preserve">, 560 U.S. at 69</w:t>
-      </w:r>
-      <w:r>
-        <w:noBreakHyphen/>
-      </w:r>
-      <w:r>
-        <w:t xml:space="preserve">70. New Jersey courts have long recognized this fact as relevant to proportional sentencing of juveniles. See Koskovich</w:t>
+        <w:t xml:space="preserve">, 560 U.S. at 69-⁠70. New Jersey courts have long recognized this fact as relevant to proportional sentencing of juveniles. See Koskovich</w:t>
       </w:r>
       <w:r>
         <w:t xml:space="preserve">, 168 N.J. at 554 (Zazzali, J., concurring) (“For what we find offensive about the execution of minors is not merely that they are ‘young,’ chronologically-speaking, but also that they tend to be</w:t>
@@ -17682,13 +17312,7 @@
         <w:t xml:space="preserve">, 132 S.Ct. at 2464; Graham</w:t>
       </w:r>
       <w:r>
-        <w:t xml:space="preserve">, 560 U.S. at 69</w:t>
-      </w:r>
-      <w:r>
-        <w:noBreakHyphen/>
-      </w:r>
-      <w:r>
-        <w:t xml:space="preserve">70. Adolescence is a time of great insecurity, in which juveniles seek conformity to avoid ostracism and maintain esteem relative to their peers. Steinberg</w:t>
+        <w:t xml:space="preserve">, 560 U.S. at 69-⁠70. Adolescence is a time of great insecurity, in which juveniles seek conformity to avoid ostracism and maintain esteem relative to their peers. Steinberg</w:t>
       </w:r>
       <w:r>
         <w:t xml:space="preserve">, Social Neuroscience, 28 DEV. REV. at 92. This is problematic because, within the context of adolescent peer groups, “risky experimentation is part of identity formation for many teens” such that “much adolescent criminality is ⁠. ⁠. ⁠. not indicative of bad character or criminal predisposition.” Elizabeth</w:t>
@@ -17769,28 +17393,10 @@
         <w:t xml:space="preserve">, Delinquency in a Birth Cohort: A New Direction in Criminological Research, 64 J. CRIM. L. &amp; CRIMINOLOGY 362, 364 (1973) (citing study finding immediate desistance rate at 46%); see also Megan C. Kurlycheck</w:t>
       </w:r>
       <w:r>
-        <w:t xml:space="preserve">, et al., Long-Term Crime Desistance and Recidivism Patterns – Evidence from the Essex County Felony Study, 50 CRIMINOLOGY 71, 98 (2012) (citing two studies finding immediate desistance at between 22</w:t>
-      </w:r>
-      <w:r>
-        <w:noBreakHyphen/>
-      </w:r>
-      <w:r>
-        <w:t xml:space="preserve">27% and 54</w:t>
-      </w:r>
-      <w:r>
-        <w:noBreakHyphen/>
-      </w:r>
-      <w:r>
-        <w:t xml:space="preserve">59%, respectively). Indeed, research overwhelmingly shows that criminal careers are short: between five and 15 years, regardless of offense-type. See Alex R. Piquero</w:t>
-      </w:r>
-      <w:r>
-        <w:t xml:space="preserve">, et al., The Criminal Career Paradigm, 30 CRIME &amp; JUSTICE 359, 435 (2003). Thus, the majority of juvenile criminality is limited to adolescence, a fact further reinforced by findings that juvenile desistance from crime by the mid-to-late 20s approaches 85</w:t>
-      </w:r>
-      <w:r>
-        <w:noBreakHyphen/>
-      </w:r>
-      <w:r>
-        <w:t xml:space="preserve">90%. See Moffit</w:t>
+        <w:t xml:space="preserve">, et al., Long-Term Crime Desistance and Recidivism Patterns – Evidence from the Essex County Felony Study, 50 CRIMINOLOGY 71, 98 (2012) (citing two studies finding immediate desistance at between 22-⁠27% and 54-⁠59%, respectively). Indeed, research overwhelmingly shows that criminal careers are short: between five and 15 years, regardless of offense-type. See Alex R. Piquero</w:t>
+      </w:r>
+      <w:r>
+        <w:t xml:space="preserve">, et al., The Criminal Career Paradigm, 30 CRIME &amp; JUSTICE 359, 435 (2003). Thus, the majority of juvenile criminality is limited to adolescence, a fact further reinforced by findings that juvenile desistance from crime by the mid-to-late 20s approaches 85-⁠90%. See Moffit</w:t>
       </w:r>
       <w:r>
         <w:t xml:space="preserve">, Adolescence-Limited and Life Course-Persistent, 100 PSYCH. R. at 680; Steinberg</w:t>
@@ -17989,13 +17595,7 @@
         <w:t xml:space="preserve">Supreme Court precedent also holds that sentencing juveniles to LWOP is extremely severe punishment. In Graham</w:t>
       </w:r>
       <w:r>
-        <w:t xml:space="preserve">, the Supreme Court held that under the Eighth Amendment, juvenile LWOP must be considered the equivalent of execution because both “mean[] denial of hope,” 560 U.S. at 69</w:t>
-      </w:r>
-      <w:r>
-        <w:noBreakHyphen/>
-      </w:r>
-      <w:r>
-        <w:t xml:space="preserve">70, and “no chance for fulfillment outside prison walls, no chance for reconciliation with society,” id. at 79. Graham</w:t>
+        <w:t xml:space="preserve">, the Supreme Court held that under the Eighth Amendment, juvenile LWOP must be considered the equivalent of execution because both “mean[] denial of hope,” 560 U.S. at 69-⁠70, and “no chance for fulfillment outside prison walls, no chance for reconciliation with society,” id. at 79. Graham</w:t>
       </w:r>
       <w:r>
         <w:t xml:space="preserve"> </w:t>
@@ -18217,13 +17817,7 @@
         <w:t xml:space="preserve">, the Court clarified that only the incapacitation rationale could ever justify LWOP in the case of a juvenile homicide offender. 136 S.Ct. at 734. But this rationale requires a finding that the juvenile offender is “incorrigible,” though the Court, and abundant research, express great skepticism that courts can make this finding reliably. Graham</w:t>
       </w:r>
       <w:r>
-        <w:t xml:space="preserve">, 560 U.S. at 72</w:t>
-      </w:r>
-      <w:r>
-        <w:noBreakHyphen/>
-      </w:r>
-      <w:r>
-        <w:t xml:space="preserve">73. Thus, really, none of the recognized purposes of punishment support juvenile LWOP, even in homicide cases, as is discussed in further detail, below.</w:t>
+        <w:t xml:space="preserve">, 560 U.S. at 72-⁠73. Thus, really, none of the recognized purposes of punishment support juvenile LWOP, even in homicide cases, as is discussed in further detail, below.</w:t>
       </w:r>
     </w:p>
     <w:p>
@@ -18272,13 +17866,7 @@
         <w:t xml:space="preserve">, 560 U.S. at 72 (considering only whether LWOP was likely to deter juveniles); Roper</w:t>
       </w:r>
       <w:r>
-        <w:t xml:space="preserve">, 543 U.S. 571</w:t>
-      </w:r>
-      <w:r>
-        <w:noBreakHyphen/>
-      </w:r>
-      <w:r>
-        <w:t xml:space="preserve">72 (considering only whether capital punishment was likely to deter juveniles). On this question, the Court has held:</w:t>
+        <w:t xml:space="preserve">, 543 U.S. 571-⁠72 (considering only whether capital punishment was likely to deter juveniles). On this question, the Court has held:</w:t>
       </w:r>
     </w:p>
     <w:p>
@@ -18294,13 +17882,7 @@
         <w:pStyle w:val="XdQuoteLast"/>
       </w:pPr>
       <w:r>
-        <w:t xml:space="preserve">[Id. at 571</w:t>
-      </w:r>
-      <w:r>
-        <w:noBreakHyphen/>
-      </w:r>
-      <w:r>
-        <w:t xml:space="preserve">72.]</w:t>
+        <w:t xml:space="preserve">[Id. at 571-⁠72.]</w:t>
       </w:r>
     </w:p>
     <w:p>
@@ -18325,13 +17907,7 @@
         <w:pStyle w:val="BodyText"/>
       </w:pPr>
       <w:r>
-        <w:t xml:space="preserve">Incapacitation justifies punishment to remove an offender from society for the public’s safety; in the case of juveniles sentenced to LWOP, this justification “requires the sentencer to make a judgment that the juvenile is incorrigible.” Id. at 72</w:t>
-      </w:r>
-      <w:r>
-        <w:noBreakHyphen/>
-      </w:r>
-      <w:r>
-        <w:t xml:space="preserve">73. Montgomery</w:t>
+        <w:t xml:space="preserve">Incapacitation justifies punishment to remove an offender from society for the public’s safety; in the case of juveniles sentenced to LWOP, this justification “requires the sentencer to make a judgment that the juvenile is incorrigible.” Id. at 72-⁠73. Montgomery</w:t>
       </w:r>
       <w:r>
         <w:t xml:space="preserve"> </w:t>
@@ -18404,13 +17980,7 @@
         <w:t xml:space="preserve">H. Laub, Trajectories of Change in Criminal Offending: Good Marriages and the Desistance Process, 63 AM. SOCIOL. R. 225 (1998); Piquero</w:t>
       </w:r>
       <w:r>
-        <w:t xml:space="preserve">, et al., Criminal Career Paradigm, 30 CRIME &amp; JUSTICE at 470</w:t>
-      </w:r>
-      <w:r>
-        <w:noBreakHyphen/>
-      </w:r>
-      <w:r>
-        <w:t xml:space="preserve">71 (“As many as one-half to two-thirds of [chronic offender] predictions have been shown to be incorrect.”). Nor, as empirical studies show, does the seriousness or frequency of juvenile offending provide reliable evidence of which juveniles will remain dangerous. Moffitt</w:t>
+        <w:t xml:space="preserve">, et al., Criminal Career Paradigm, 30 CRIME &amp; JUSTICE at 470-⁠71 (“As many as one-half to two-thirds of [chronic offender] predictions have been shown to be incorrect.”). Nor, as empirical studies show, does the seriousness or frequency of juvenile offending provide reliable evidence of which juveniles will remain dangerous. Moffitt</w:t>
       </w:r>
       <w:r>
         <w:t xml:space="preserve">, Adolescence-Limited and Life-Course-Persistent, 100 PSYCH. R. at 678 (“[M]easures of the frequency or seriousness of adolescent offending will not discriminate very well between life-course-persistent and adolescence-limited delinquents.”); John</w:t>
@@ -18430,13 +18000,7 @@
         <w:t xml:space="preserve">Thus, for example, one longitudinal study of juvenile murder offenders showed that expert predictions that particular juveniles would re-offend were wrong a staggering 87% of the time. Rolf Loeber</w:t>
       </w:r>
       <w:r>
-        <w:t xml:space="preserve">, et al., The Prediction of Violence and Homicide in Young Men, 73 J. CONSULTING AND CLINICAL PSYCHOL. 1074, 1074</w:t>
-      </w:r>
-      <w:r>
-        <w:noBreakHyphen/>
-      </w:r>
-      <w:r>
-        <w:t xml:space="preserve">75 (2005). Another longitudinal study found that 86% of juveniles who scored in the top 20th percentile on diagnostic tests measuring psychopathy did not display psychopathic tendencies by age 24. See, e.g., Donald R. Lynam</w:t>
+        <w:t xml:space="preserve">, et al., The Prediction of Violence and Homicide in Young Men, 73 J. CONSULTING AND CLINICAL PSYCHOL. 1074, 1074-⁠75 (2005). Another longitudinal study found that 86% of juveniles who scored in the top 20th percentile on diagnostic tests measuring psychopathy did not display psychopathic tendencies by age 24. See, e.g., Donald R. Lynam</w:t>
       </w:r>
       <w:r>
         <w:t xml:space="preserve">, et al., Longitudinal Evidence That Psychopathy Scores in Early Adolescence Predict Adult Psychopathy, 116 J. ABNORMAL PSYCHOL. 155, 160, 162 (2007).</w:t>
@@ -18717,31 +18281,13 @@
         <w:t xml:space="preserve">As part of its proportionality analysis, the Supreme Court asks whether a case-by-case approach would suffice to alleviate constitutional concerns, or whether instead the risk of error is so great as to require categorical protection. See Graham</w:t>
       </w:r>
       <w:r>
-        <w:t xml:space="preserve">, 560 U.S. at 74</w:t>
-      </w:r>
-      <w:r>
-        <w:noBreakHyphen/>
-      </w:r>
-      <w:r>
-        <w:t xml:space="preserve">75; Roper</w:t>
-      </w:r>
-      <w:r>
-        <w:t xml:space="preserve">, 543 U.S. at 572</w:t>
-      </w:r>
-      <w:r>
-        <w:noBreakHyphen/>
-      </w:r>
-      <w:r>
-        <w:t xml:space="preserve">73; Atkins</w:t>
-      </w:r>
-      <w:r>
-        <w:t xml:space="preserve">, 536 U.S. at 320</w:t>
-      </w:r>
-      <w:r>
-        <w:noBreakHyphen/>
-      </w:r>
-      <w:r>
-        <w:t xml:space="preserve">21; Zuber</w:t>
+        <w:t xml:space="preserve">, 560 U.S. at 74-⁠75; Roper</w:t>
+      </w:r>
+      <w:r>
+        <w:t xml:space="preserve">, 543 U.S. at 572-⁠73; Atkins</w:t>
+      </w:r>
+      <w:r>
+        <w:t xml:space="preserve">, 536 U.S. at 320-⁠21; Zuber</w:t>
       </w:r>
       <w:r>
         <w:t xml:space="preserve">, 442 N.J. Super. at 621 (citing Graham</w:t>
@@ -18795,13 +18341,7 @@
         <w:t xml:space="preserve">The Supreme Court favors categorical bars in circumstances like this, where a class of defendants is inherently compromised in assisting in its own defense. See, e.g., Atkins</w:t>
       </w:r>
       <w:r>
-        <w:t xml:space="preserve">, 536 U.S. at 320</w:t>
-      </w:r>
-      <w:r>
-        <w:noBreakHyphen/>
-      </w:r>
-      <w:r>
-        <w:t xml:space="preserve">21.</w:t>
+        <w:t xml:space="preserve">, 536 U.S. at 320-⁠21.</w:t>
       </w:r>
       <w:r>
         <w:rPr>
@@ -18956,13 +18496,7 @@
         <w:t xml:space="preserve"> </w:t>
       </w:r>
       <w:r>
-        <w:t xml:space="preserve">de la Vega and Michelle Leighton, Sentencing Our Children to Die in Prison: Global Law and Practice, 42 U.S.F. L. REV. 983, 999</w:t>
-      </w:r>
-      <w:r>
-        <w:noBreakHyphen/>
-      </w:r>
-      <w:r>
-        <w:t xml:space="preserve">1004 (2008). This is stark evidence of a global, moral consensus against sentencing juveniles to LWOP.</w:t>
+        <w:t xml:space="preserve">de la Vega and Michelle Leighton, Sentencing Our Children to Die in Prison: Global Law and Practice, 42 U.S.F. L. REV. 983, 999-⁠1004 (2008). This is stark evidence of a global, moral consensus against sentencing juveniles to LWOP.</w:t>
       </w:r>
     </w:p>
     <w:p>
@@ -19311,13 +18845,7 @@
         <w:t xml:space="preserve">Both the New Jersey and Federal Constitutions also compel a narrower categorical bar against LWOP and de facto LWOP under circumstances where juvenile homicide offenders neither kill nor intend to kill. This holding flows directly from two elements of Graham</w:t>
       </w:r>
       <w:r>
-        <w:t xml:space="preserve">: its proportionality analysis, and its equation of juvenile LWOP with the death penalty. And, because the evidence showed that Comer neither killed nor intended to kill, Da3</w:t>
-      </w:r>
-      <w:r>
-        <w:noBreakHyphen/>
-      </w:r>
-      <w:r>
-        <w:t xml:space="preserve">4, his sentence should be vacated for this reason, as well.</w:t>
+        <w:t xml:space="preserve">: its proportionality analysis, and its equation of juvenile LWOP with the death penalty. And, because the evidence showed that Comer neither killed nor intended to kill, Da3-⁠4, his sentence should be vacated for this reason, as well.</w:t>
       </w:r>
     </w:p>
     <w:p>
@@ -19490,13 +19018,7 @@
         <w:pStyle w:val="BodyTextNote"/>
       </w:pPr>
       <w:r>
-        <w:t xml:space="preserve">Incorporation of Federal death penalty law thus entails prohibition of LWOP for juveniles who neither kill nor intend to kill unless the State can prove “major participation” in a felony showing “reckless indifference” to life; and under New Jersey law, juvenile LWOP requires proof of specific intent to kill (or at the very least to cause serious bodily injury resulting in death). Neither are present here: Comer was a participant in a robbery that unexpectedly turned fatal when a codefendant spontaneously shot the victim out of frustration that, “he didn’t have no money;” Comer, at the time, stood still, his hands empty. Da3</w:t>
-      </w:r>
-      <w:r>
-        <w:noBreakHyphen/>
-      </w:r>
-      <w:r>
-        <w:t xml:space="preserve">6.</w:t>
+        <w:t xml:space="preserve">Incorporation of Federal death penalty law thus entails prohibition of LWOP for juveniles who neither kill nor intend to kill unless the State can prove “major participation” in a felony showing “reckless indifference” to life; and under New Jersey law, juvenile LWOP requires proof of specific intent to kill (or at the very least to cause serious bodily injury resulting in death). Neither are present here: Comer was a participant in a robbery that unexpectedly turned fatal when a codefendant spontaneously shot the victim out of frustration that, “he didn’t have no money;” Comer, at the time, stood still, his hands empty. Da3-⁠6.</w:t>
       </w:r>
       <w:r>
         <w:rPr>
@@ -19516,13 +19038,7 @@
         <w:t xml:space="preserve"> </w:t>
       </w:r>
       <w:r>
-        <w:t xml:space="preserve">prohibits LWOP for juveniles who neither kill nor intend to kill. Pa91</w:t>
-      </w:r>
-      <w:r>
-        <w:noBreakHyphen/>
-      </w:r>
-      <w:r>
-        <w:t xml:space="preserve">92. But it did so without undertaking any proportionality analysis whatsoever; instead, the trial court misinterpreted Comer’s claim as suggesting that a broad categorical bar against juvenile LWOP in all cases was necessitated by the holding in Graham</w:t>
+        <w:t xml:space="preserve">prohibits LWOP for juveniles who neither kill nor intend to kill. Pa91-⁠92. But it did so without undertaking any proportionality analysis whatsoever; instead, the trial court misinterpreted Comer’s claim as suggesting that a broad categorical bar against juvenile LWOP in all cases was necessitated by the holding in Graham</w:t>
       </w:r>
       <w:r>
         <w:t xml:space="preserve">; to this the Court replied, “Graham</w:t>
@@ -19889,25 +19405,13 @@
         <w:t xml:space="preserve"> </w:t>
       </w:r>
       <w:r>
-        <w:t xml:space="preserve">mandate; even argument with regard to that issue was superficial and conclusory. Da23</w:t>
-      </w:r>
-      <w:r>
-        <w:noBreakHyphen/>
-      </w:r>
-      <w:r>
-        <w:t xml:space="preserve">24 (“certainly we can glean from his presentence report he ⁠. ⁠. ⁠. was a juvenile at the time of his arrest[;]” “I’m going to ask the Court to consider the years - how old he was at the time of the offense, that being seventeen years old and a juvenile[;]”). Instead, counsel focused primarily on whether concurrent sentencing was necessary to avoid unfair sentencing disparity relative to co-defendant Harrison. Da20 (“[W]hen I consider the amount of time that Mr. Comer is going to receive ⁠. ⁠. ⁠., I try to think about the disparity of the acts between Dexter Harrison and James Comer.”). And, while counsel also argued under statutory mitigating factor 13, N.J.S.A.</w:t>
-      </w:r>
-      <w:r>
-        <w:t xml:space="preserve"> </w:t>
-      </w:r>
-      <w:r>
-        <w:t xml:space="preserve">2C:44</w:t>
-      </w:r>
-      <w:r>
-        <w:noBreakHyphen/>
-      </w:r>
-      <w:r>
-        <w:t xml:space="preserve">1b(13) that “the conduct of a youthful defendant was substantially influenced by another person more mature than the defendant and the way that familial and peer pressures may have affected him ⁠. ⁠. ⁠. ⁠. [a]nd ⁠. ⁠. ⁠. the possibility of rehabilitation,” this concerns a very narrow issue associated with youth: the potential influence of older accomplices, and falls markedly short of the depth and breadth of factors required under Miller</w:t>
+        <w:t xml:space="preserve">mandate; even argument with regard to that issue was superficial and conclusory. Da23-⁠24 (“certainly we can glean from his presentence report he ⁠. ⁠. ⁠. was a juvenile at the time of his arrest[;]” “I’m going to ask the Court to consider the years - how old he was at the time of the offense, that being seventeen years old and a juvenile[;]”). Instead, counsel focused primarily on whether concurrent sentencing was necessary to avoid unfair sentencing disparity relative to co-defendant Harrison. Da20 (“[W]hen I consider the amount of time that Mr. Comer is going to receive ⁠. ⁠. ⁠., I try to think about the disparity of the acts between Dexter Harrison and James Comer.”). And, while counsel also argued under statutory mitigating factor 13, N.J.S.A.</w:t>
+      </w:r>
+      <w:r>
+        <w:t xml:space="preserve"> </w:t>
+      </w:r>
+      <w:r>
+        <w:t xml:space="preserve">2C:44-⁠1b(13) that “the conduct of a youthful defendant was substantially influenced by another person more mature than the defendant and the way that familial and peer pressures may have affected him ⁠. ⁠. ⁠. ⁠. [a]nd ⁠. ⁠. ⁠. the possibility of rehabilitation,” this concerns a very narrow issue associated with youth: the potential influence of older accomplices, and falls markedly short of the depth and breadth of factors required under Miller</w:t>
       </w:r>
       <w:r>
         <w:t xml:space="preserve">.</w:t>
@@ -20183,22 +19687,10 @@
         <w:t xml:space="preserve"> </w:t>
       </w:r>
       <w:r>
-        <w:t xml:space="preserve">3:21</w:t>
-      </w:r>
-      <w:r>
-        <w:noBreakHyphen/>
-      </w:r>
-      <w:r>
-        <w:t xml:space="preserve">10(b), because his sentence of de facto LWOP was “not imposed in accordance with law,” State v. Murray</w:t>
-      </w:r>
-      <w:r>
-        <w:t xml:space="preserve">, 162 N.J. 240, 246</w:t>
-      </w:r>
-      <w:r>
-        <w:noBreakHyphen/>
-      </w:r>
-      <w:r>
-        <w:t xml:space="preserve">247 (2000), namely, the Constitutions of the United States and the State of New Jersey. As a result, his challenge “may be entered at any time,” and cannot be time-barred. State v. Acevedo</w:t>
+        <w:t xml:space="preserve">3:21-⁠10(b), because his sentence of de facto LWOP was “not imposed in accordance with law,” State v. Murray</w:t>
+      </w:r>
+      <w:r>
+        <w:t xml:space="preserve">, 162 N.J. 240, 246-⁠247 (2000), namely, the Constitutions of the United States and the State of New Jersey. As a result, his challenge “may be entered at any time,” and cannot be time-barred. State v. Acevedo</w:t>
       </w:r>
       <w:r>
         <w:t xml:space="preserve">, 205 N.J. 40, 47 n.4. (2011).</w:t>
@@ -20459,9 +19951,7 @@
               <w:t xml:space="preserve"> </w:t>
             </w:r>
             <w:r>
-              <w:t xml:space="preserve">596</w:t>
-              <w:noBreakHyphen/>
-              <w:t xml:space="preserve">4500</w:t>
+              <w:t xml:space="preserve">596-⁠4500</w:t>
             </w:r>
           </w:p>
           <w:p>
@@ -20610,25 +20100,13 @@
         <w:t xml:space="preserve"> </w:t>
       </w:r>
       <w:r>
-        <w:t xml:space="preserve">2C:11</w:t>
-      </w:r>
-      <w:r>
-        <w:noBreakHyphen/>
-      </w:r>
-      <w:r>
-        <w:t xml:space="preserve">3(a)⁠(3), but was convicted only of first-degree felony-murder. N.J.S.A.</w:t>
-      </w:r>
-      <w:r>
-        <w:t xml:space="preserve"> </w:t>
-      </w:r>
-      <w:r>
-        <w:t xml:space="preserve">2C:11</w:t>
-      </w:r>
-      <w:r>
-        <w:noBreakHyphen/>
-      </w:r>
-      <w:r>
-        <w:t xml:space="preserve">3(a)⁠(1)-(2). Adams’s aggregate sentence was 67 years imprisonment with 61.45 years to be served without parole. Pa28. Comer’s third accomplice, Harrison, pleaded guilty to robbery and aggravated manslaughter and received “twenty years with seventeen years to be served without parole.” Id. at 26.</w:t>
+        <w:t xml:space="preserve">2C:11-⁠3(a)⁠(3), but was convicted only of first-degree felony-murder. N.J.S.A.</w:t>
+      </w:r>
+      <w:r>
+        <w:t xml:space="preserve"> </w:t>
+      </w:r>
+      <w:r>
+        <w:t xml:space="preserve">2C:11-⁠3(a)⁠(1)-(2). Adams’s aggregate sentence was 67 years imprisonment with 61.45 years to be served without parole. Pa28. Comer’s third accomplice, Harrison, pleaded guilty to robbery and aggravated manslaughter and received “twenty years with seventeen years to be served without parole.” Id. at 26.</w:t>
       </w:r>
     </w:p>
   </w:footnote>
@@ -20779,22 +20257,10 @@
         <w:t xml:space="preserve">This figure is derived based upon the method for determining life expectancy utilized by the Appellate Division in State v. Zuber</w:t>
       </w:r>
       <w:r>
-        <w:t xml:space="preserve">, 442 N.J. Super. 611, 627</w:t>
-      </w:r>
-      <w:r>
-        <w:noBreakHyphen/>
-      </w:r>
-      <w:r>
-        <w:t xml:space="preserve">30 (App. Div. 2015), and State v. Zarate</w:t>
-      </w:r>
-      <w:r>
-        <w:t xml:space="preserve">, 2016 WL 1079462, at *11</w:t>
-      </w:r>
-      <w:r>
-        <w:noBreakHyphen/>
-      </w:r>
-      <w:r>
-        <w:t xml:space="preserve">12 (App. Div. Mar. 21, 2016), available at DSa45. Comer does not concede that this method is correct. Zuber</w:t>
+        <w:t xml:space="preserve">, 442 N.J. Super. 611, 627-⁠30 (App. Div. 2015), and State v. Zarate</w:t>
+      </w:r>
+      <w:r>
+        <w:t xml:space="preserve">, 2016 WL 1079462, at *11-⁠12 (App. Div. Mar. 21, 2016), available at DSa45. Comer does not concede that this method is correct. Zuber</w:t>
       </w:r>
       <w:r>
         <w:t xml:space="preserve"> </w:t>
@@ -20809,40 +20275,16 @@
         <w:t xml:space="preserve">use life expectancy tables from the time of the defendant’s challenge, not the time of sentencing, and furthermore decline to account for differences in life expectancy based on race and gender. See Zuber</w:t>
       </w:r>
       <w:r>
-        <w:t xml:space="preserve">, 442 N.J. Super. at 627</w:t>
-      </w:r>
-      <w:r>
-        <w:noBreakHyphen/>
-      </w:r>
-      <w:r>
-        <w:t xml:space="preserve">30; Zarate</w:t>
-      </w:r>
-      <w:r>
-        <w:t xml:space="preserve">, 2016 WL 1079462, at *11</w:t>
-      </w:r>
-      <w:r>
-        <w:noBreakHyphen/>
-      </w:r>
-      <w:r>
-        <w:t xml:space="preserve">12, DSa54. While not relevant here, this method can result in calculations of life expectancy that are significantly longer than would be the case using more accurate data. See, e.g., Zuber</w:t>
-      </w:r>
-      <w:r>
-        <w:t xml:space="preserve">, 442 N.J. Super. at 631</w:t>
-      </w:r>
-      <w:r>
-        <w:noBreakHyphen/>
-      </w:r>
-      <w:r>
-        <w:t xml:space="preserve">32 (accounting for Zuber</w:t>
-      </w:r>
-      <w:r>
-        <w:t xml:space="preserve">’s race, as a black man, yields life expectancy 10</w:t>
-      </w:r>
-      <w:r>
-        <w:noBreakHyphen/>
-      </w:r>
-      <w:r>
-        <w:t xml:space="preserve">11 years below the court’s race-neutral figure).</w:t>
+        <w:t xml:space="preserve">, 442 N.J. Super. at 627-⁠30; Zarate</w:t>
+      </w:r>
+      <w:r>
+        <w:t xml:space="preserve">, 2016 WL 1079462, at *11-⁠12, DSa54. While not relevant here, this method can result in calculations of life expectancy that are significantly longer than would be the case using more accurate data. See, e.g., Zuber</w:t>
+      </w:r>
+      <w:r>
+        <w:t xml:space="preserve">, 442 N.J. Super. at 631-⁠32 (accounting for Zuber</w:t>
+      </w:r>
+      <w:r>
+        <w:t xml:space="preserve">’s race, as a black man, yields life expectancy 10-⁠11 years below the court’s race-neutral figure).</w:t>
       </w:r>
     </w:p>
   </w:footnote>
@@ -20867,22 +20309,10 @@
         <w:t xml:space="preserve">, 48 U.S. 560 (outlining test as a two-step inquiry, but considering multiple factors in each step). Ultimately, however, the tests entail assessment of identical considerations: contemporary standards of decency as manifested through objective metrics; proportionality as measured subjectively by the courts upon consideration of science and social science; and reflection on the purposes of punishment in the particular context. See Graham</w:t>
       </w:r>
       <w:r>
-        <w:t xml:space="preserve">, 560 U.S. at 62</w:t>
-      </w:r>
-      <w:r>
-        <w:noBreakHyphen/>
-      </w:r>
-      <w:r>
-        <w:t xml:space="preserve">82; Maldonado</w:t>
-      </w:r>
-      <w:r>
-        <w:t xml:space="preserve">, 137 N.J. at 556</w:t>
-      </w:r>
-      <w:r>
-        <w:noBreakHyphen/>
-      </w:r>
-      <w:r>
-        <w:t xml:space="preserve">61.</w:t>
+        <w:t xml:space="preserve">, 560 U.S. at 62-⁠82; Maldonado</w:t>
+      </w:r>
+      <w:r>
+        <w:t xml:space="preserve">, 137 N.J. at 556-⁠61.</w:t>
       </w:r>
     </w:p>
   </w:footnote>
@@ -20904,13 +20334,7 @@
         <w:t xml:space="preserve">Proportionality has two distinct doctrinal strains, each with a separate legal standard: an individual sentencing strain, which addresses the constitutionality of a particular defendant’s sentence, and a categorical strain, by which the constitutionality of a particular punishment for a class of offenders is ascertained. Graham</w:t>
       </w:r>
       <w:r>
-        <w:t xml:space="preserve">, 560 U.S. 48, 59</w:t>
-      </w:r>
-      <w:r>
-        <w:noBreakHyphen/>
-      </w:r>
-      <w:r>
-        <w:t xml:space="preserve">61. This brief addresses the second, categorical strain.</w:t>
+        <w:t xml:space="preserve">, 560 U.S. 48, 59-⁠61. This brief addresses the second, categorical strain.</w:t>
       </w:r>
     </w:p>
   </w:footnote>
@@ -20938,13 +20362,7 @@
         <w:t xml:space="preserve">requires that, in deciding whether or not the New Jersey Constitution should be interpreted differently than the Federal, the Court consider: (1) textual differences in constitutional language; (2) respective drafting histories; (3) State law predating a Supreme Court opinion; (4) differences in federal and State structures; (5) subjective matters of particular State or local interest; (6) State history or traditions; and (7) societal beliefs or attitudes particular to the State. Hunt</w:t>
       </w:r>
       <w:r>
-        <w:t xml:space="preserve">, 91 N.J. at 363</w:t>
-      </w:r>
-      <w:r>
-        <w:noBreakHyphen/>
-      </w:r>
-      <w:r>
-        <w:t xml:space="preserve">68. However, these factors are “illustrative, rather than exhaustive,” id. at 368, and this Court has made clear that it may diverge from the Federal Constitution where, as here, some but not all of the factors counsel such divergence. See, e.g., State v. Eckel</w:t>
+        <w:t xml:space="preserve">, 91 N.J. at 363-⁠68. However, these factors are “illustrative, rather than exhaustive,” id. at 368, and this Court has made clear that it may diverge from the Federal Constitution where, as here, some but not all of the factors counsel such divergence. See, e.g., State v. Eckel</w:t>
       </w:r>
       <w:r>
         <w:t xml:space="preserve">, 185 N.J. 523, 538 (2006) (“Although [the relevant text of the New Jersey Constitution] is almost identical to the text of the Fourth Amendment to the Federal Constitution, we have not hesitated in the past to afford our citizens greater protection against unreasonable searches and seizures under Article I, Paragraph 7 than would be the case under its federal counterpart.”). In interpreting the State Cruel and Unusual Punishment Clause more broadly than the Eighth Amendment, this Court has several times relied on a single Hunt</w:t>
@@ -20962,13 +20380,7 @@
         <w:t xml:space="preserve">, 106 N.J. at 167 (same); State v. Martini</w:t>
       </w:r>
       <w:r>
-        <w:t xml:space="preserve">, 144 N.J. 603, 612</w:t>
-      </w:r>
-      <w:r>
-        <w:noBreakHyphen/>
-      </w:r>
-      <w:r>
-        <w:t xml:space="preserve">13 (1996) (basing decision on factor (4), and describing the unique role of the judiciary with regard to determining the constitutionality of capital punishment); State v. Marshall</w:t>
+        <w:t xml:space="preserve">, 144 N.J. 603, 612-⁠13 (1996) (basing decision on factor (4), and describing the unique role of the judiciary with regard to determining the constitutionality of capital punishment); State v. Marshall</w:t>
       </w:r>
       <w:r>
         <w:t xml:space="preserve">, 130 N.J. 109, 209 (1992) (invoking factors (6) and (7), based upon New Jersey’s long history and deeply-held beliefs in opposition to the “terrible realities” of racism).</w:t>
@@ -21053,22 +20465,10 @@
         <w:t xml:space="preserve"> </w:t>
       </w:r>
       <w:r>
-        <w:t xml:space="preserve">2C:44</w:t>
-      </w:r>
-      <w:r>
-        <w:noBreakHyphen/>
-      </w:r>
-      <w:r>
-        <w:t xml:space="preserve">5; Yarborough</w:t>
-      </w:r>
-      <w:r>
-        <w:t xml:space="preserve">, 100 N.J. at 644</w:t>
-      </w:r>
-      <w:r>
-        <w:noBreakHyphen/>
-      </w:r>
-      <w:r>
-        <w:t xml:space="preserve">45.</w:t>
+        <w:t xml:space="preserve">2C:44-⁠5; Yarborough</w:t>
+      </w:r>
+      <w:r>
+        <w:t xml:space="preserve">, 100 N.J. at 644-⁠45.</w:t>
       </w:r>
     </w:p>
   </w:footnote>
@@ -21331,13 +20731,7 @@
         <w:t xml:space="preserve"> </w:t>
       </w:r>
       <w:r>
-        <w:t xml:space="preserve">v. Simmons, 543 U.S. 551 (2005), 2004 WL 1636447, at *44</w:t>
-      </w:r>
-      <w:r>
-        <w:noBreakHyphen/>
-      </w:r>
-      <w:r>
-        <w:t xml:space="preserve">48 (citing studies showing that even psychopathic tendencies in youth are unreliable indicators of future propensity for criminality); John F. Edens</w:t>
+        <w:t xml:space="preserve">v. Simmons, 543 U.S. 551 (2005), 2004 WL 1636447, at *44-⁠48 (citing studies showing that even psychopathic tendencies in youth are unreliable indicators of future propensity for criminality); John F. Edens</w:t>
       </w:r>
       <w:r>
         <w:t xml:space="preserve">, et al., Assessment of “Juvenile Psychopathy” and Its Association with Violence: A Critical Review, 19 BEHAV. SCI. &amp; L. 53, 73 (2001) (existing studies “provide little support for the argument that psychopathy during adolescence is a robust predictor of future violence, particularly violence that occurs beyond late adolescence”).</w:t>
